--- a/docs/documentation.docx
+++ b/docs/documentation.docx
@@ -88,7 +88,6 @@
           <w14:ligatures w14:val="none"/>
         </w:rPr>
       </w:pPr>
-      <w:proofErr w:type="spellStart"/>
       <w:r>
         <w:rPr>
           <w:rFonts w:ascii="Segoe UI" w:eastAsia="Times New Roman" w:hAnsi="Segoe UI" w:cs="Segoe UI"/>
@@ -102,7 +101,6 @@
         </w:rPr>
         <w:t>pei_data_processing_notebook</w:t>
       </w:r>
-      <w:proofErr w:type="spellEnd"/>
       <w:r>
         <w:rPr>
           <w:rFonts w:ascii="Segoe UI" w:eastAsia="Times New Roman" w:hAnsi="Segoe UI" w:cs="Segoe UI"/>
@@ -123,31 +121,7 @@
           <w:lang w:eastAsia="en-IN"/>
           <w14:ligatures w14:val="none"/>
         </w:rPr>
-        <w:t xml:space="preserve">notebook is designed to perform data processing and transformation tasks using </w:t>
-      </w:r>
-      <w:proofErr w:type="spellStart"/>
-      <w:r>
-        <w:rPr>
-          <w:rFonts w:ascii="Segoe UI" w:eastAsia="Times New Roman" w:hAnsi="Segoe UI" w:cs="Segoe UI"/>
-          <w:kern w:val="0"/>
-          <w:sz w:val="20"/>
-          <w:szCs w:val="20"/>
-          <w:lang w:eastAsia="en-IN"/>
-          <w14:ligatures w14:val="none"/>
-        </w:rPr>
-        <w:t>PySpark</w:t>
-      </w:r>
-      <w:proofErr w:type="spellEnd"/>
-      <w:r>
-        <w:rPr>
-          <w:rFonts w:ascii="Segoe UI" w:eastAsia="Times New Roman" w:hAnsi="Segoe UI" w:cs="Segoe UI"/>
-          <w:kern w:val="0"/>
-          <w:sz w:val="20"/>
-          <w:szCs w:val="20"/>
-          <w:lang w:eastAsia="en-IN"/>
-          <w14:ligatures w14:val="none"/>
-        </w:rPr>
-        <w:t xml:space="preserve"> on Databricks</w:t>
+        <w:t>notebook is designed to perform data processing and transformation tasks using PySpark on Databricks</w:t>
       </w:r>
       <w:r>
         <w:rPr>
@@ -281,45 +255,8 @@
           <w:lang w:eastAsia="en-IN"/>
           <w14:ligatures w14:val="none"/>
         </w:rPr>
-        <w:t xml:space="preserve">Libraries: </w:t>
-      </w:r>
-      <w:proofErr w:type="spellStart"/>
-      <w:r>
-        <w:rPr>
-          <w:rFonts w:ascii="Segoe UI" w:eastAsia="Times New Roman" w:hAnsi="Segoe UI" w:cs="Segoe UI"/>
-          <w:kern w:val="0"/>
-          <w:sz w:val="20"/>
-          <w:szCs w:val="20"/>
-          <w:lang w:eastAsia="en-IN"/>
-          <w14:ligatures w14:val="none"/>
-        </w:rPr>
-        <w:t>openpyxl</w:t>
-      </w:r>
-      <w:proofErr w:type="spellEnd"/>
-      <w:r>
-        <w:rPr>
-          <w:rFonts w:ascii="Segoe UI" w:eastAsia="Times New Roman" w:hAnsi="Segoe UI" w:cs="Segoe UI"/>
-          <w:kern w:val="0"/>
-          <w:sz w:val="20"/>
-          <w:szCs w:val="20"/>
-          <w:lang w:eastAsia="en-IN"/>
-          <w14:ligatures w14:val="none"/>
-        </w:rPr>
-        <w:t xml:space="preserve">, </w:t>
-      </w:r>
-      <w:proofErr w:type="spellStart"/>
-      <w:r>
-        <w:rPr>
-          <w:rFonts w:ascii="Segoe UI" w:eastAsia="Times New Roman" w:hAnsi="Segoe UI" w:cs="Segoe UI"/>
-          <w:kern w:val="0"/>
-          <w:sz w:val="20"/>
-          <w:szCs w:val="20"/>
-          <w:lang w:eastAsia="en-IN"/>
-          <w14:ligatures w14:val="none"/>
-        </w:rPr>
-        <w:t>pytest</w:t>
-      </w:r>
-      <w:proofErr w:type="spellEnd"/>
+        <w:t>Libraries: openpyxl, pytest</w:t>
+      </w:r>
     </w:p>
     <w:p>
       <w:pPr>
@@ -410,29 +347,16 @@
           <w14:ligatures w14:val="none"/>
         </w:rPr>
       </w:pPr>
-      <w:proofErr w:type="spellStart"/>
-      <w:r>
-        <w:rPr>
-          <w:rFonts w:ascii="Segoe UI" w:eastAsia="Times New Roman" w:hAnsi="Segoe UI" w:cs="Segoe UI"/>
-          <w:kern w:val="0"/>
-          <w:sz w:val="20"/>
-          <w:szCs w:val="20"/>
-          <w:lang w:eastAsia="en-IN"/>
-          <w14:ligatures w14:val="none"/>
-        </w:rPr>
-        <w:t>Catalog</w:t>
-      </w:r>
-      <w:proofErr w:type="spellEnd"/>
-      <w:r>
-        <w:rPr>
-          <w:rFonts w:ascii="Segoe UI" w:eastAsia="Times New Roman" w:hAnsi="Segoe UI" w:cs="Segoe UI"/>
-          <w:kern w:val="0"/>
-          <w:sz w:val="20"/>
-          <w:szCs w:val="20"/>
-          <w:lang w:eastAsia="en-IN"/>
-          <w14:ligatures w14:val="none"/>
-        </w:rPr>
-        <w:t xml:space="preserve"> and </w:t>
+      <w:r>
+        <w:rPr>
+          <w:rFonts w:ascii="Segoe UI" w:eastAsia="Times New Roman" w:hAnsi="Segoe UI" w:cs="Segoe UI"/>
+          <w:kern w:val="0"/>
+          <w:sz w:val="20"/>
+          <w:szCs w:val="20"/>
+          <w:lang w:eastAsia="en-IN"/>
+          <w14:ligatures w14:val="none"/>
+        </w:rPr>
+        <w:t xml:space="preserve">Catalog and </w:t>
       </w:r>
       <w:r>
         <w:rPr>
@@ -498,68 +422,7 @@
           <w:lang w:eastAsia="en-IN"/>
           <w14:ligatures w14:val="none"/>
         </w:rPr>
-        <w:t xml:space="preserve">The notebook relies on utility functions defined in </w:t>
-      </w:r>
-      <w:proofErr w:type="spellStart"/>
-      <w:proofErr w:type="gramStart"/>
-      <w:r>
-        <w:rPr>
-          <w:rFonts w:ascii="Segoe UI" w:eastAsia="Times New Roman" w:hAnsi="Segoe UI" w:cs="Segoe UI"/>
-          <w:kern w:val="0"/>
-          <w:sz w:val="20"/>
-          <w:szCs w:val="20"/>
-          <w:lang w:eastAsia="en-IN"/>
-          <w14:ligatures w14:val="none"/>
-        </w:rPr>
-        <w:t>utils.common</w:t>
-      </w:r>
-      <w:proofErr w:type="gramEnd"/>
-      <w:r>
-        <w:rPr>
-          <w:rFonts w:ascii="Segoe UI" w:eastAsia="Times New Roman" w:hAnsi="Segoe UI" w:cs="Segoe UI"/>
-          <w:kern w:val="0"/>
-          <w:sz w:val="20"/>
-          <w:szCs w:val="20"/>
-          <w:lang w:eastAsia="en-IN"/>
-          <w14:ligatures w14:val="none"/>
-        </w:rPr>
-        <w:t>_utils</w:t>
-      </w:r>
-      <w:proofErr w:type="spellEnd"/>
-      <w:r>
-        <w:rPr>
-          <w:rFonts w:ascii="Segoe UI" w:eastAsia="Times New Roman" w:hAnsi="Segoe UI" w:cs="Segoe UI"/>
-          <w:kern w:val="0"/>
-          <w:sz w:val="20"/>
-          <w:szCs w:val="20"/>
-          <w:lang w:eastAsia="en-IN"/>
-          <w14:ligatures w14:val="none"/>
-        </w:rPr>
-        <w:t xml:space="preserve"> and </w:t>
-      </w:r>
-      <w:proofErr w:type="spellStart"/>
-      <w:r>
-        <w:rPr>
-          <w:rFonts w:ascii="Segoe UI" w:eastAsia="Times New Roman" w:hAnsi="Segoe UI" w:cs="Segoe UI"/>
-          <w:kern w:val="0"/>
-          <w:sz w:val="20"/>
-          <w:szCs w:val="20"/>
-          <w:lang w:eastAsia="en-IN"/>
-          <w14:ligatures w14:val="none"/>
-        </w:rPr>
-        <w:t>utils.transform_utils</w:t>
-      </w:r>
-      <w:proofErr w:type="spellEnd"/>
-      <w:r>
-        <w:rPr>
-          <w:rFonts w:ascii="Segoe UI" w:eastAsia="Times New Roman" w:hAnsi="Segoe UI" w:cs="Segoe UI"/>
-          <w:kern w:val="0"/>
-          <w:sz w:val="20"/>
-          <w:szCs w:val="20"/>
-          <w:lang w:eastAsia="en-IN"/>
-          <w14:ligatures w14:val="none"/>
-        </w:rPr>
-        <w:t xml:space="preserve">. </w:t>
+        <w:t xml:space="preserve">The notebook relies on utility functions defined in utils.common_utils and utils.transform_utils. </w:t>
       </w:r>
     </w:p>
     <w:p>
@@ -584,24 +447,13 @@
           <w:rStyle w:val="Strong"/>
         </w:rPr>
       </w:pPr>
-      <w:proofErr w:type="spellStart"/>
-      <w:proofErr w:type="gramStart"/>
       <w:r>
         <w:rPr>
           <w:rStyle w:val="Strong"/>
           <w:lang w:eastAsia="en-IN"/>
         </w:rPr>
-        <w:t>utils.common</w:t>
-      </w:r>
-      <w:proofErr w:type="gramEnd"/>
-      <w:r>
-        <w:rPr>
-          <w:rStyle w:val="Strong"/>
-          <w:lang w:eastAsia="en-IN"/>
-        </w:rPr>
-        <w:t>_utils</w:t>
-      </w:r>
-      <w:proofErr w:type="spellEnd"/>
+        <w:t>utils.common_utils</w:t>
+      </w:r>
     </w:p>
     <w:p>
       <w:pPr>
@@ -639,79 +491,7 @@
           <w:lang w:eastAsia="en-IN"/>
           <w14:ligatures w14:val="none"/>
         </w:rPr>
-        <w:t xml:space="preserve">This module provides utility functions for data processing and transformation using </w:t>
-      </w:r>
-      <w:proofErr w:type="spellStart"/>
-      <w:r>
-        <w:rPr>
-          <w:rFonts w:ascii="Segoe UI" w:eastAsia="Times New Roman" w:hAnsi="Segoe UI" w:cs="Segoe UI"/>
-          <w:kern w:val="0"/>
-          <w:sz w:val="20"/>
-          <w:szCs w:val="20"/>
-          <w:lang w:eastAsia="en-IN"/>
-          <w14:ligatures w14:val="none"/>
-        </w:rPr>
-        <w:t>PySpark</w:t>
-      </w:r>
-      <w:proofErr w:type="spellEnd"/>
-      <w:r>
-        <w:rPr>
-          <w:rFonts w:ascii="Segoe UI" w:eastAsia="Times New Roman" w:hAnsi="Segoe UI" w:cs="Segoe UI"/>
-          <w:kern w:val="0"/>
-          <w:sz w:val="20"/>
-          <w:szCs w:val="20"/>
-          <w:lang w:eastAsia="en-IN"/>
-          <w14:ligatures w14:val="none"/>
-        </w:rPr>
-        <w:t xml:space="preserve"> on Databricks. The functions include reading files into </w:t>
-      </w:r>
-      <w:proofErr w:type="spellStart"/>
-      <w:r>
-        <w:rPr>
-          <w:rFonts w:ascii="Segoe UI" w:eastAsia="Times New Roman" w:hAnsi="Segoe UI" w:cs="Segoe UI"/>
-          <w:kern w:val="0"/>
-          <w:sz w:val="20"/>
-          <w:szCs w:val="20"/>
-          <w:lang w:eastAsia="en-IN"/>
-          <w14:ligatures w14:val="none"/>
-        </w:rPr>
-        <w:t>DataFrames</w:t>
-      </w:r>
-      <w:proofErr w:type="spellEnd"/>
-      <w:r>
-        <w:rPr>
-          <w:rFonts w:ascii="Segoe UI" w:eastAsia="Times New Roman" w:hAnsi="Segoe UI" w:cs="Segoe UI"/>
-          <w:kern w:val="0"/>
-          <w:sz w:val="20"/>
-          <w:szCs w:val="20"/>
-          <w:lang w:eastAsia="en-IN"/>
-          <w14:ligatures w14:val="none"/>
-        </w:rPr>
-        <w:t xml:space="preserve">, writing </w:t>
-      </w:r>
-      <w:proofErr w:type="spellStart"/>
-      <w:r>
-        <w:rPr>
-          <w:rFonts w:ascii="Segoe UI" w:eastAsia="Times New Roman" w:hAnsi="Segoe UI" w:cs="Segoe UI"/>
-          <w:kern w:val="0"/>
-          <w:sz w:val="20"/>
-          <w:szCs w:val="20"/>
-          <w:lang w:eastAsia="en-IN"/>
-          <w14:ligatures w14:val="none"/>
-        </w:rPr>
-        <w:t>DataFrames</w:t>
-      </w:r>
-      <w:proofErr w:type="spellEnd"/>
-      <w:r>
-        <w:rPr>
-          <w:rFonts w:ascii="Segoe UI" w:eastAsia="Times New Roman" w:hAnsi="Segoe UI" w:cs="Segoe UI"/>
-          <w:kern w:val="0"/>
-          <w:sz w:val="20"/>
-          <w:szCs w:val="20"/>
-          <w:lang w:eastAsia="en-IN"/>
-          <w14:ligatures w14:val="none"/>
-        </w:rPr>
-        <w:t xml:space="preserve"> to Delta tables, checking data quality, and cleaning column names. The module also includes an exception handling decorator to catch and log errors.</w:t>
+        <w:t>This module provides utility functions for data processing and transformation using PySpark on Databricks. The functions include reading files into DataFrames, writing DataFrames to Delta tables, checking data quality, and cleaning column names. The module also includes an exception handling decorator to catch and log errors.</w:t>
       </w:r>
     </w:p>
     <w:p>
@@ -759,7 +539,6 @@
           <w14:ligatures w14:val="none"/>
         </w:rPr>
       </w:pPr>
-      <w:proofErr w:type="spellStart"/>
       <w:r>
         <w:rPr>
           <w:rFonts w:ascii="Segoe UI" w:eastAsia="Times New Roman" w:hAnsi="Segoe UI" w:cs="Segoe UI"/>
@@ -771,49 +550,7 @@
           <w:lang w:eastAsia="en-IN"/>
           <w14:ligatures w14:val="none"/>
         </w:rPr>
-        <w:t>exception_handling</w:t>
-      </w:r>
-      <w:proofErr w:type="spellEnd"/>
-      <w:r>
-        <w:rPr>
-          <w:rFonts w:ascii="Segoe UI" w:eastAsia="Times New Roman" w:hAnsi="Segoe UI" w:cs="Segoe UI"/>
-          <w:b/>
-          <w:bCs/>
-          <w:kern w:val="0"/>
-          <w:sz w:val="20"/>
-          <w:szCs w:val="20"/>
-          <w:lang w:eastAsia="en-IN"/>
-          <w14:ligatures w14:val="none"/>
-        </w:rPr>
-        <w:t>(</w:t>
-      </w:r>
-      <w:proofErr w:type="spellStart"/>
-      <w:r>
-        <w:rPr>
-          <w:rFonts w:ascii="Segoe UI" w:eastAsia="Times New Roman" w:hAnsi="Segoe UI" w:cs="Segoe UI"/>
-          <w:b/>
-          <w:bCs/>
-          <w:kern w:val="0"/>
-          <w:sz w:val="20"/>
-          <w:szCs w:val="20"/>
-          <w:lang w:eastAsia="en-IN"/>
-          <w14:ligatures w14:val="none"/>
-        </w:rPr>
-        <w:t>func</w:t>
-      </w:r>
-      <w:proofErr w:type="spellEnd"/>
-      <w:r>
-        <w:rPr>
-          <w:rFonts w:ascii="Segoe UI" w:eastAsia="Times New Roman" w:hAnsi="Segoe UI" w:cs="Segoe UI"/>
-          <w:b/>
-          <w:bCs/>
-          <w:kern w:val="0"/>
-          <w:sz w:val="20"/>
-          <w:szCs w:val="20"/>
-          <w:lang w:eastAsia="en-IN"/>
-          <w14:ligatures w14:val="none"/>
-        </w:rPr>
-        <w:t>)</w:t>
+        <w:t>exception_handling(func)</w:t>
       </w:r>
     </w:p>
     <w:p>
@@ -892,7 +629,6 @@
           <w14:ligatures w14:val="none"/>
         </w:rPr>
       </w:pPr>
-      <w:proofErr w:type="spellStart"/>
       <w:r>
         <w:rPr>
           <w:rFonts w:ascii="Segoe UI" w:eastAsia="Times New Roman" w:hAnsi="Segoe UI" w:cs="Segoe UI"/>
@@ -904,92 +640,7 @@
           <w:lang w:eastAsia="en-IN"/>
           <w14:ligatures w14:val="none"/>
         </w:rPr>
-        <w:t>check_data_</w:t>
-      </w:r>
-      <w:proofErr w:type="gramStart"/>
-      <w:r>
-        <w:rPr>
-          <w:rFonts w:ascii="Segoe UI" w:eastAsia="Times New Roman" w:hAnsi="Segoe UI" w:cs="Segoe UI"/>
-          <w:b/>
-          <w:bCs/>
-          <w:kern w:val="0"/>
-          <w:sz w:val="20"/>
-          <w:szCs w:val="20"/>
-          <w:lang w:eastAsia="en-IN"/>
-          <w14:ligatures w14:val="none"/>
-        </w:rPr>
-        <w:t>quality</w:t>
-      </w:r>
-      <w:proofErr w:type="spellEnd"/>
-      <w:r>
-        <w:rPr>
-          <w:rFonts w:ascii="Segoe UI" w:eastAsia="Times New Roman" w:hAnsi="Segoe UI" w:cs="Segoe UI"/>
-          <w:b/>
-          <w:bCs/>
-          <w:kern w:val="0"/>
-          <w:sz w:val="20"/>
-          <w:szCs w:val="20"/>
-          <w:lang w:eastAsia="en-IN"/>
-          <w14:ligatures w14:val="none"/>
-        </w:rPr>
-        <w:t>(</w:t>
-      </w:r>
-      <w:proofErr w:type="spellStart"/>
-      <w:proofErr w:type="gramEnd"/>
-      <w:r>
-        <w:rPr>
-          <w:rFonts w:ascii="Segoe UI" w:eastAsia="Times New Roman" w:hAnsi="Segoe UI" w:cs="Segoe UI"/>
-          <w:b/>
-          <w:bCs/>
-          <w:kern w:val="0"/>
-          <w:sz w:val="20"/>
-          <w:szCs w:val="20"/>
-          <w:lang w:eastAsia="en-IN"/>
-          <w14:ligatures w14:val="none"/>
-        </w:rPr>
-        <w:t>df</w:t>
-      </w:r>
-      <w:proofErr w:type="spellEnd"/>
-      <w:r>
-        <w:rPr>
-          <w:rFonts w:ascii="Segoe UI" w:eastAsia="Times New Roman" w:hAnsi="Segoe UI" w:cs="Segoe UI"/>
-          <w:b/>
-          <w:bCs/>
-          <w:kern w:val="0"/>
-          <w:sz w:val="20"/>
-          <w:szCs w:val="20"/>
-          <w:lang w:eastAsia="en-IN"/>
-          <w14:ligatures w14:val="none"/>
-        </w:rPr>
-        <w:t xml:space="preserve">, </w:t>
-      </w:r>
-      <w:proofErr w:type="spellStart"/>
-      <w:r>
-        <w:rPr>
-          <w:rFonts w:ascii="Segoe UI" w:eastAsia="Times New Roman" w:hAnsi="Segoe UI" w:cs="Segoe UI"/>
-          <w:b/>
-          <w:bCs/>
-          <w:kern w:val="0"/>
-          <w:sz w:val="20"/>
-          <w:szCs w:val="20"/>
-          <w:lang w:eastAsia="en-IN"/>
-          <w14:ligatures w14:val="none"/>
-        </w:rPr>
-        <w:t>expected_condition</w:t>
-      </w:r>
-      <w:proofErr w:type="spellEnd"/>
-      <w:r>
-        <w:rPr>
-          <w:rFonts w:ascii="Segoe UI" w:eastAsia="Times New Roman" w:hAnsi="Segoe UI" w:cs="Segoe UI"/>
-          <w:b/>
-          <w:bCs/>
-          <w:kern w:val="0"/>
-          <w:sz w:val="20"/>
-          <w:szCs w:val="20"/>
-          <w:lang w:eastAsia="en-IN"/>
-          <w14:ligatures w14:val="none"/>
-        </w:rPr>
-        <w:t>, message)</w:t>
+        <w:t>check_data_quality(df, expected_condition, message)</w:t>
       </w:r>
     </w:p>
     <w:p>
@@ -1033,31 +684,7 @@
           <w:lang w:eastAsia="en-IN"/>
           <w14:ligatures w14:val="none"/>
         </w:rPr>
-        <w:t>Checks a given condition on the DataFrame and appends the result to a _</w:t>
-      </w:r>
-      <w:proofErr w:type="spellStart"/>
-      <w:r>
-        <w:rPr>
-          <w:rFonts w:ascii="Segoe UI" w:eastAsia="Times New Roman" w:hAnsi="Segoe UI" w:cs="Segoe UI"/>
-          <w:kern w:val="0"/>
-          <w:sz w:val="20"/>
-          <w:szCs w:val="20"/>
-          <w:lang w:eastAsia="en-IN"/>
-          <w14:ligatures w14:val="none"/>
-        </w:rPr>
-        <w:t>data_quality</w:t>
-      </w:r>
-      <w:proofErr w:type="spellEnd"/>
-      <w:r>
-        <w:rPr>
-          <w:rFonts w:ascii="Segoe UI" w:eastAsia="Times New Roman" w:hAnsi="Segoe UI" w:cs="Segoe UI"/>
-          <w:kern w:val="0"/>
-          <w:sz w:val="20"/>
-          <w:szCs w:val="20"/>
-          <w:lang w:eastAsia="en-IN"/>
-          <w14:ligatures w14:val="none"/>
-        </w:rPr>
-        <w:t> column if the condition is met.</w:t>
+        <w:t>Checks a given condition on the DataFrame and appends the result to a _data_quality column if the condition is met.</w:t>
       </w:r>
     </w:p>
     <w:p>
@@ -1092,7 +719,6 @@
           <w14:ligatures w14:val="none"/>
         </w:rPr>
       </w:pPr>
-      <w:proofErr w:type="spellStart"/>
       <w:r>
         <w:rPr>
           <w:rFonts w:ascii="Segoe UI" w:eastAsia="Times New Roman" w:hAnsi="Segoe UI" w:cs="Segoe UI"/>
@@ -1104,92 +730,7 @@
           <w:lang w:eastAsia="en-IN"/>
           <w14:ligatures w14:val="none"/>
         </w:rPr>
-        <w:t>read_file_as_</w:t>
-      </w:r>
-      <w:proofErr w:type="gramStart"/>
-      <w:r>
-        <w:rPr>
-          <w:rFonts w:ascii="Segoe UI" w:eastAsia="Times New Roman" w:hAnsi="Segoe UI" w:cs="Segoe UI"/>
-          <w:b/>
-          <w:bCs/>
-          <w:kern w:val="0"/>
-          <w:sz w:val="20"/>
-          <w:szCs w:val="20"/>
-          <w:lang w:eastAsia="en-IN"/>
-          <w14:ligatures w14:val="none"/>
-        </w:rPr>
-        <w:t>df</w:t>
-      </w:r>
-      <w:proofErr w:type="spellEnd"/>
-      <w:r>
-        <w:rPr>
-          <w:rFonts w:ascii="Segoe UI" w:eastAsia="Times New Roman" w:hAnsi="Segoe UI" w:cs="Segoe UI"/>
-          <w:b/>
-          <w:bCs/>
-          <w:kern w:val="0"/>
-          <w:sz w:val="20"/>
-          <w:szCs w:val="20"/>
-          <w:lang w:eastAsia="en-IN"/>
-          <w14:ligatures w14:val="none"/>
-        </w:rPr>
-        <w:t>(</w:t>
-      </w:r>
-      <w:proofErr w:type="spellStart"/>
-      <w:proofErr w:type="gramEnd"/>
-      <w:r>
-        <w:rPr>
-          <w:rFonts w:ascii="Segoe UI" w:eastAsia="Times New Roman" w:hAnsi="Segoe UI" w:cs="Segoe UI"/>
-          <w:b/>
-          <w:bCs/>
-          <w:kern w:val="0"/>
-          <w:sz w:val="20"/>
-          <w:szCs w:val="20"/>
-          <w:lang w:eastAsia="en-IN"/>
-          <w14:ligatures w14:val="none"/>
-        </w:rPr>
-        <w:t>file_format</w:t>
-      </w:r>
-      <w:proofErr w:type="spellEnd"/>
-      <w:r>
-        <w:rPr>
-          <w:rFonts w:ascii="Segoe UI" w:eastAsia="Times New Roman" w:hAnsi="Segoe UI" w:cs="Segoe UI"/>
-          <w:b/>
-          <w:bCs/>
-          <w:kern w:val="0"/>
-          <w:sz w:val="20"/>
-          <w:szCs w:val="20"/>
-          <w:lang w:eastAsia="en-IN"/>
-          <w14:ligatures w14:val="none"/>
-        </w:rPr>
-        <w:t xml:space="preserve">, location, </w:t>
-      </w:r>
-      <w:proofErr w:type="spellStart"/>
-      <w:r>
-        <w:rPr>
-          <w:rFonts w:ascii="Segoe UI" w:eastAsia="Times New Roman" w:hAnsi="Segoe UI" w:cs="Segoe UI"/>
-          <w:b/>
-          <w:bCs/>
-          <w:kern w:val="0"/>
-          <w:sz w:val="20"/>
-          <w:szCs w:val="20"/>
-          <w:lang w:eastAsia="en-IN"/>
-          <w14:ligatures w14:val="none"/>
-        </w:rPr>
-        <w:t>additional_options</w:t>
-      </w:r>
-      <w:proofErr w:type="spellEnd"/>
-      <w:r>
-        <w:rPr>
-          <w:rFonts w:ascii="Segoe UI" w:eastAsia="Times New Roman" w:hAnsi="Segoe UI" w:cs="Segoe UI"/>
-          <w:b/>
-          <w:bCs/>
-          <w:kern w:val="0"/>
-          <w:sz w:val="20"/>
-          <w:szCs w:val="20"/>
-          <w:lang w:eastAsia="en-IN"/>
-          <w14:ligatures w14:val="none"/>
-        </w:rPr>
-        <w:t>={})</w:t>
+        <w:t>read_file_as_df(file_format, location, additional_options={})</w:t>
       </w:r>
     </w:p>
     <w:p>
@@ -1267,7 +808,6 @@
           <w14:ligatures w14:val="none"/>
         </w:rPr>
       </w:pPr>
-      <w:proofErr w:type="spellStart"/>
       <w:r>
         <w:rPr>
           <w:rFonts w:ascii="Segoe UI" w:eastAsia="Times New Roman" w:hAnsi="Segoe UI" w:cs="Segoe UI"/>
@@ -1279,260 +819,7 @@
           <w:lang w:eastAsia="en-IN"/>
           <w14:ligatures w14:val="none"/>
         </w:rPr>
-        <w:t>write_df_to_delta_</w:t>
-      </w:r>
-      <w:proofErr w:type="gramStart"/>
-      <w:r>
-        <w:rPr>
-          <w:rFonts w:ascii="Segoe UI" w:eastAsia="Times New Roman" w:hAnsi="Segoe UI" w:cs="Segoe UI"/>
-          <w:b/>
-          <w:bCs/>
-          <w:kern w:val="0"/>
-          <w:sz w:val="20"/>
-          <w:szCs w:val="20"/>
-          <w:lang w:eastAsia="en-IN"/>
-          <w14:ligatures w14:val="none"/>
-        </w:rPr>
-        <w:t>table</w:t>
-      </w:r>
-      <w:proofErr w:type="spellEnd"/>
-      <w:r>
-        <w:rPr>
-          <w:rFonts w:ascii="Segoe UI" w:eastAsia="Times New Roman" w:hAnsi="Segoe UI" w:cs="Segoe UI"/>
-          <w:b/>
-          <w:bCs/>
-          <w:kern w:val="0"/>
-          <w:sz w:val="20"/>
-          <w:szCs w:val="20"/>
-          <w:lang w:eastAsia="en-IN"/>
-          <w14:ligatures w14:val="none"/>
-        </w:rPr>
-        <w:t>(</w:t>
-      </w:r>
-      <w:proofErr w:type="spellStart"/>
-      <w:proofErr w:type="gramEnd"/>
-      <w:r>
-        <w:rPr>
-          <w:rFonts w:ascii="Segoe UI" w:eastAsia="Times New Roman" w:hAnsi="Segoe UI" w:cs="Segoe UI"/>
-          <w:b/>
-          <w:bCs/>
-          <w:kern w:val="0"/>
-          <w:sz w:val="20"/>
-          <w:szCs w:val="20"/>
-          <w:lang w:eastAsia="en-IN"/>
-          <w14:ligatures w14:val="none"/>
-        </w:rPr>
-        <w:t>df</w:t>
-      </w:r>
-      <w:proofErr w:type="spellEnd"/>
-      <w:r>
-        <w:rPr>
-          <w:rFonts w:ascii="Segoe UI" w:eastAsia="Times New Roman" w:hAnsi="Segoe UI" w:cs="Segoe UI"/>
-          <w:b/>
-          <w:bCs/>
-          <w:kern w:val="0"/>
-          <w:sz w:val="20"/>
-          <w:szCs w:val="20"/>
-          <w:lang w:eastAsia="en-IN"/>
-          <w14:ligatures w14:val="none"/>
-        </w:rPr>
-        <w:t xml:space="preserve">, </w:t>
-      </w:r>
-      <w:proofErr w:type="spellStart"/>
-      <w:r>
-        <w:rPr>
-          <w:rFonts w:ascii="Segoe UI" w:eastAsia="Times New Roman" w:hAnsi="Segoe UI" w:cs="Segoe UI"/>
-          <w:b/>
-          <w:bCs/>
-          <w:kern w:val="0"/>
-          <w:sz w:val="20"/>
-          <w:szCs w:val="20"/>
-          <w:lang w:eastAsia="en-IN"/>
-          <w14:ligatures w14:val="none"/>
-        </w:rPr>
-        <w:t>catalog_name</w:t>
-      </w:r>
-      <w:proofErr w:type="spellEnd"/>
-      <w:r>
-        <w:rPr>
-          <w:rFonts w:ascii="Segoe UI" w:eastAsia="Times New Roman" w:hAnsi="Segoe UI" w:cs="Segoe UI"/>
-          <w:b/>
-          <w:bCs/>
-          <w:kern w:val="0"/>
-          <w:sz w:val="20"/>
-          <w:szCs w:val="20"/>
-          <w:lang w:eastAsia="en-IN"/>
-          <w14:ligatures w14:val="none"/>
-        </w:rPr>
-        <w:t xml:space="preserve">, </w:t>
-      </w:r>
-      <w:proofErr w:type="spellStart"/>
-      <w:r>
-        <w:rPr>
-          <w:rFonts w:ascii="Segoe UI" w:eastAsia="Times New Roman" w:hAnsi="Segoe UI" w:cs="Segoe UI"/>
-          <w:b/>
-          <w:bCs/>
-          <w:kern w:val="0"/>
-          <w:sz w:val="20"/>
-          <w:szCs w:val="20"/>
-          <w:lang w:eastAsia="en-IN"/>
-          <w14:ligatures w14:val="none"/>
-        </w:rPr>
-        <w:t>database_name</w:t>
-      </w:r>
-      <w:proofErr w:type="spellEnd"/>
-      <w:r>
-        <w:rPr>
-          <w:rFonts w:ascii="Segoe UI" w:eastAsia="Times New Roman" w:hAnsi="Segoe UI" w:cs="Segoe UI"/>
-          <w:b/>
-          <w:bCs/>
-          <w:kern w:val="0"/>
-          <w:sz w:val="20"/>
-          <w:szCs w:val="20"/>
-          <w:lang w:eastAsia="en-IN"/>
-          <w14:ligatures w14:val="none"/>
-        </w:rPr>
-        <w:t xml:space="preserve">, </w:t>
-      </w:r>
-      <w:proofErr w:type="spellStart"/>
-      <w:r>
-        <w:rPr>
-          <w:rFonts w:ascii="Segoe UI" w:eastAsia="Times New Roman" w:hAnsi="Segoe UI" w:cs="Segoe UI"/>
-          <w:b/>
-          <w:bCs/>
-          <w:kern w:val="0"/>
-          <w:sz w:val="20"/>
-          <w:szCs w:val="20"/>
-          <w:lang w:eastAsia="en-IN"/>
-          <w14:ligatures w14:val="none"/>
-        </w:rPr>
-        <w:t>table_name</w:t>
-      </w:r>
-      <w:proofErr w:type="spellEnd"/>
-      <w:r>
-        <w:rPr>
-          <w:rFonts w:ascii="Segoe UI" w:eastAsia="Times New Roman" w:hAnsi="Segoe UI" w:cs="Segoe UI"/>
-          <w:b/>
-          <w:bCs/>
-          <w:kern w:val="0"/>
-          <w:sz w:val="20"/>
-          <w:szCs w:val="20"/>
-          <w:lang w:eastAsia="en-IN"/>
-          <w14:ligatures w14:val="none"/>
-        </w:rPr>
-        <w:t xml:space="preserve">, </w:t>
-      </w:r>
-      <w:proofErr w:type="spellStart"/>
-      <w:r>
-        <w:rPr>
-          <w:rFonts w:ascii="Segoe UI" w:eastAsia="Times New Roman" w:hAnsi="Segoe UI" w:cs="Segoe UI"/>
-          <w:b/>
-          <w:bCs/>
-          <w:kern w:val="0"/>
-          <w:sz w:val="20"/>
-          <w:szCs w:val="20"/>
-          <w:lang w:eastAsia="en-IN"/>
-          <w14:ligatures w14:val="none"/>
-        </w:rPr>
-        <w:t>load_type</w:t>
-      </w:r>
-      <w:proofErr w:type="spellEnd"/>
-      <w:r>
-        <w:rPr>
-          <w:rFonts w:ascii="Segoe UI" w:eastAsia="Times New Roman" w:hAnsi="Segoe UI" w:cs="Segoe UI"/>
-          <w:b/>
-          <w:bCs/>
-          <w:kern w:val="0"/>
-          <w:sz w:val="20"/>
-          <w:szCs w:val="20"/>
-          <w:lang w:eastAsia="en-IN"/>
-          <w14:ligatures w14:val="none"/>
-        </w:rPr>
-        <w:t xml:space="preserve">, </w:t>
-      </w:r>
-      <w:proofErr w:type="spellStart"/>
-      <w:r>
-        <w:rPr>
-          <w:rFonts w:ascii="Segoe UI" w:eastAsia="Times New Roman" w:hAnsi="Segoe UI" w:cs="Segoe UI"/>
-          <w:b/>
-          <w:bCs/>
-          <w:kern w:val="0"/>
-          <w:sz w:val="20"/>
-          <w:szCs w:val="20"/>
-          <w:lang w:eastAsia="en-IN"/>
-          <w14:ligatures w14:val="none"/>
-        </w:rPr>
-        <w:t>key_columns</w:t>
-      </w:r>
-      <w:proofErr w:type="spellEnd"/>
-      <w:r>
-        <w:rPr>
-          <w:rFonts w:ascii="Segoe UI" w:eastAsia="Times New Roman" w:hAnsi="Segoe UI" w:cs="Segoe UI"/>
-          <w:b/>
-          <w:bCs/>
-          <w:kern w:val="0"/>
-          <w:sz w:val="20"/>
-          <w:szCs w:val="20"/>
-          <w:lang w:eastAsia="en-IN"/>
-          <w14:ligatures w14:val="none"/>
-        </w:rPr>
-        <w:t xml:space="preserve">=[], </w:t>
-      </w:r>
-      <w:proofErr w:type="spellStart"/>
-      <w:r>
-        <w:rPr>
-          <w:rFonts w:ascii="Segoe UI" w:eastAsia="Times New Roman" w:hAnsi="Segoe UI" w:cs="Segoe UI"/>
-          <w:b/>
-          <w:bCs/>
-          <w:kern w:val="0"/>
-          <w:sz w:val="20"/>
-          <w:szCs w:val="20"/>
-          <w:lang w:eastAsia="en-IN"/>
-          <w14:ligatures w14:val="none"/>
-        </w:rPr>
-        <w:t>partition_columns</w:t>
-      </w:r>
-      <w:proofErr w:type="spellEnd"/>
-      <w:r>
-        <w:rPr>
-          <w:rFonts w:ascii="Segoe UI" w:eastAsia="Times New Roman" w:hAnsi="Segoe UI" w:cs="Segoe UI"/>
-          <w:b/>
-          <w:bCs/>
-          <w:kern w:val="0"/>
-          <w:sz w:val="20"/>
-          <w:szCs w:val="20"/>
-          <w:lang w:eastAsia="en-IN"/>
-          <w14:ligatures w14:val="none"/>
-        </w:rPr>
-        <w:t xml:space="preserve">=[], </w:t>
-      </w:r>
-      <w:proofErr w:type="spellStart"/>
-      <w:r>
-        <w:rPr>
-          <w:rFonts w:ascii="Segoe UI" w:eastAsia="Times New Roman" w:hAnsi="Segoe UI" w:cs="Segoe UI"/>
-          <w:b/>
-          <w:bCs/>
-          <w:kern w:val="0"/>
-          <w:sz w:val="20"/>
-          <w:szCs w:val="20"/>
-          <w:lang w:eastAsia="en-IN"/>
-          <w14:ligatures w14:val="none"/>
-        </w:rPr>
-        <w:t>schema_evolution_mode</w:t>
-      </w:r>
-      <w:proofErr w:type="spellEnd"/>
-      <w:r>
-        <w:rPr>
-          <w:rFonts w:ascii="Segoe UI" w:eastAsia="Times New Roman" w:hAnsi="Segoe UI" w:cs="Segoe UI"/>
-          <w:b/>
-          <w:bCs/>
-          <w:kern w:val="0"/>
-          <w:sz w:val="20"/>
-          <w:szCs w:val="20"/>
-          <w:lang w:eastAsia="en-IN"/>
-          <w14:ligatures w14:val="none"/>
-        </w:rPr>
-        <w:t>=None)</w:t>
+        <w:t>write_df_to_delta_table(df, catalog_name, database_name, table_name, load_type, key_columns=[], partition_columns=[], schema_evolution_mode=None)</w:t>
       </w:r>
     </w:p>
     <w:p>
@@ -1581,7 +868,6 @@
           <w14:ligatures w14:val="none"/>
         </w:rPr>
       </w:pPr>
-      <w:proofErr w:type="spellStart"/>
       <w:r>
         <w:rPr>
           <w:rFonts w:ascii="Segoe UI" w:eastAsia="Times New Roman" w:hAnsi="Segoe UI" w:cs="Segoe UI"/>
@@ -1594,21 +880,7 @@
           <w14:ligatures w14:val="none"/>
         </w:rPr>
         <w:lastRenderedPageBreak/>
-        <w:t>Args</w:t>
-      </w:r>
-      <w:proofErr w:type="spellEnd"/>
-      <w:r>
-        <w:rPr>
-          <w:rFonts w:ascii="Segoe UI" w:eastAsia="Times New Roman" w:hAnsi="Segoe UI" w:cs="Segoe UI"/>
-          <w:b/>
-          <w:bCs/>
-          <w:kern w:val="0"/>
-          <w:sz w:val="20"/>
-          <w:szCs w:val="20"/>
-          <w:lang w:eastAsia="en-IN"/>
-          <w14:ligatures w14:val="none"/>
-        </w:rPr>
-        <w:t>:</w:t>
+        <w:t>Args:</w:t>
       </w:r>
     </w:p>
     <w:p>
@@ -1628,53 +900,16 @@
           <w14:ligatures w14:val="none"/>
         </w:rPr>
       </w:pPr>
-      <w:proofErr w:type="spellStart"/>
-      <w:r>
-        <w:rPr>
-          <w:rFonts w:ascii="Segoe UI" w:eastAsia="Times New Roman" w:hAnsi="Segoe UI" w:cs="Segoe UI"/>
-          <w:kern w:val="0"/>
-          <w:sz w:val="20"/>
-          <w:szCs w:val="20"/>
-          <w:lang w:eastAsia="en-IN"/>
-          <w14:ligatures w14:val="none"/>
-        </w:rPr>
-        <w:t>df</w:t>
-      </w:r>
-      <w:proofErr w:type="spellEnd"/>
-      <w:r>
-        <w:rPr>
-          <w:rFonts w:ascii="Segoe UI" w:eastAsia="Times New Roman" w:hAnsi="Segoe UI" w:cs="Segoe UI"/>
-          <w:kern w:val="0"/>
-          <w:sz w:val="20"/>
-          <w:szCs w:val="20"/>
-          <w:lang w:eastAsia="en-IN"/>
-          <w14:ligatures w14:val="none"/>
-        </w:rPr>
-        <w:t xml:space="preserve"> (DataFrame): </w:t>
-      </w:r>
-      <w:proofErr w:type="spellStart"/>
-      <w:r>
-        <w:rPr>
-          <w:rFonts w:ascii="Segoe UI" w:eastAsia="Times New Roman" w:hAnsi="Segoe UI" w:cs="Segoe UI"/>
-          <w:kern w:val="0"/>
-          <w:sz w:val="20"/>
-          <w:szCs w:val="20"/>
-          <w:lang w:eastAsia="en-IN"/>
-          <w14:ligatures w14:val="none"/>
-        </w:rPr>
-        <w:t>PySpark</w:t>
-      </w:r>
-      <w:proofErr w:type="spellEnd"/>
-      <w:r>
-        <w:rPr>
-          <w:rFonts w:ascii="Segoe UI" w:eastAsia="Times New Roman" w:hAnsi="Segoe UI" w:cs="Segoe UI"/>
-          <w:kern w:val="0"/>
-          <w:sz w:val="20"/>
-          <w:szCs w:val="20"/>
-          <w:lang w:eastAsia="en-IN"/>
-          <w14:ligatures w14:val="none"/>
-        </w:rPr>
-        <w:t xml:space="preserve"> DataFrame to write.</w:t>
+      <w:r>
+        <w:rPr>
+          <w:rFonts w:ascii="Segoe UI" w:eastAsia="Times New Roman" w:hAnsi="Segoe UI" w:cs="Segoe UI"/>
+          <w:kern w:val="0"/>
+          <w:sz w:val="20"/>
+          <w:szCs w:val="20"/>
+          <w:lang w:eastAsia="en-IN"/>
+          <w14:ligatures w14:val="none"/>
+        </w:rPr>
+        <w:t>df (DataFrame): PySpark DataFrame to write.</w:t>
       </w:r>
     </w:p>
     <w:p>
@@ -1694,53 +929,16 @@
           <w14:ligatures w14:val="none"/>
         </w:rPr>
       </w:pPr>
-      <w:proofErr w:type="spellStart"/>
-      <w:r>
-        <w:rPr>
-          <w:rFonts w:ascii="Segoe UI" w:eastAsia="Times New Roman" w:hAnsi="Segoe UI" w:cs="Segoe UI"/>
-          <w:kern w:val="0"/>
-          <w:sz w:val="20"/>
-          <w:szCs w:val="20"/>
-          <w:lang w:eastAsia="en-IN"/>
-          <w14:ligatures w14:val="none"/>
-        </w:rPr>
-        <w:t>catalog_name</w:t>
-      </w:r>
-      <w:proofErr w:type="spellEnd"/>
-      <w:r>
-        <w:rPr>
-          <w:rFonts w:ascii="Segoe UI" w:eastAsia="Times New Roman" w:hAnsi="Segoe UI" w:cs="Segoe UI"/>
-          <w:kern w:val="0"/>
-          <w:sz w:val="20"/>
-          <w:szCs w:val="20"/>
-          <w:lang w:eastAsia="en-IN"/>
-          <w14:ligatures w14:val="none"/>
-        </w:rPr>
-        <w:t xml:space="preserve"> (str, optional): Name of the </w:t>
-      </w:r>
-      <w:proofErr w:type="spellStart"/>
-      <w:r>
-        <w:rPr>
-          <w:rFonts w:ascii="Segoe UI" w:eastAsia="Times New Roman" w:hAnsi="Segoe UI" w:cs="Segoe UI"/>
-          <w:kern w:val="0"/>
-          <w:sz w:val="20"/>
-          <w:szCs w:val="20"/>
-          <w:lang w:eastAsia="en-IN"/>
-          <w14:ligatures w14:val="none"/>
-        </w:rPr>
-        <w:t>catalog</w:t>
-      </w:r>
-      <w:proofErr w:type="spellEnd"/>
-      <w:r>
-        <w:rPr>
-          <w:rFonts w:ascii="Segoe UI" w:eastAsia="Times New Roman" w:hAnsi="Segoe UI" w:cs="Segoe UI"/>
-          <w:kern w:val="0"/>
-          <w:sz w:val="20"/>
-          <w:szCs w:val="20"/>
-          <w:lang w:eastAsia="en-IN"/>
-          <w14:ligatures w14:val="none"/>
-        </w:rPr>
-        <w:t>.</w:t>
+      <w:r>
+        <w:rPr>
+          <w:rFonts w:ascii="Segoe UI" w:eastAsia="Times New Roman" w:hAnsi="Segoe UI" w:cs="Segoe UI"/>
+          <w:kern w:val="0"/>
+          <w:sz w:val="20"/>
+          <w:szCs w:val="20"/>
+          <w:lang w:eastAsia="en-IN"/>
+          <w14:ligatures w14:val="none"/>
+        </w:rPr>
+        <w:t>catalog_name (str, optional): Name of the catalog.</w:t>
       </w:r>
     </w:p>
     <w:p>
@@ -1760,29 +958,16 @@
           <w14:ligatures w14:val="none"/>
         </w:rPr>
       </w:pPr>
-      <w:proofErr w:type="spellStart"/>
-      <w:r>
-        <w:rPr>
-          <w:rFonts w:ascii="Segoe UI" w:eastAsia="Times New Roman" w:hAnsi="Segoe UI" w:cs="Segoe UI"/>
-          <w:kern w:val="0"/>
-          <w:sz w:val="20"/>
-          <w:szCs w:val="20"/>
-          <w:lang w:eastAsia="en-IN"/>
-          <w14:ligatures w14:val="none"/>
-        </w:rPr>
-        <w:t>database_name</w:t>
-      </w:r>
-      <w:proofErr w:type="spellEnd"/>
-      <w:r>
-        <w:rPr>
-          <w:rFonts w:ascii="Segoe UI" w:eastAsia="Times New Roman" w:hAnsi="Segoe UI" w:cs="Segoe UI"/>
-          <w:kern w:val="0"/>
-          <w:sz w:val="20"/>
-          <w:szCs w:val="20"/>
-          <w:lang w:eastAsia="en-IN"/>
-          <w14:ligatures w14:val="none"/>
-        </w:rPr>
-        <w:t> (str): Name of the database/schema.</w:t>
+      <w:r>
+        <w:rPr>
+          <w:rFonts w:ascii="Segoe UI" w:eastAsia="Times New Roman" w:hAnsi="Segoe UI" w:cs="Segoe UI"/>
+          <w:kern w:val="0"/>
+          <w:sz w:val="20"/>
+          <w:szCs w:val="20"/>
+          <w:lang w:eastAsia="en-IN"/>
+          <w14:ligatures w14:val="none"/>
+        </w:rPr>
+        <w:t>database_name (str): Name of the database/schema.</w:t>
       </w:r>
     </w:p>
     <w:p>
@@ -1802,29 +987,16 @@
           <w14:ligatures w14:val="none"/>
         </w:rPr>
       </w:pPr>
-      <w:proofErr w:type="spellStart"/>
-      <w:r>
-        <w:rPr>
-          <w:rFonts w:ascii="Segoe UI" w:eastAsia="Times New Roman" w:hAnsi="Segoe UI" w:cs="Segoe UI"/>
-          <w:kern w:val="0"/>
-          <w:sz w:val="20"/>
-          <w:szCs w:val="20"/>
-          <w:lang w:eastAsia="en-IN"/>
-          <w14:ligatures w14:val="none"/>
-        </w:rPr>
-        <w:t>table_name</w:t>
-      </w:r>
-      <w:proofErr w:type="spellEnd"/>
-      <w:r>
-        <w:rPr>
-          <w:rFonts w:ascii="Segoe UI" w:eastAsia="Times New Roman" w:hAnsi="Segoe UI" w:cs="Segoe UI"/>
-          <w:kern w:val="0"/>
-          <w:sz w:val="20"/>
-          <w:szCs w:val="20"/>
-          <w:lang w:eastAsia="en-IN"/>
-          <w14:ligatures w14:val="none"/>
-        </w:rPr>
-        <w:t> (str): Name of the table.</w:t>
+      <w:r>
+        <w:rPr>
+          <w:rFonts w:ascii="Segoe UI" w:eastAsia="Times New Roman" w:hAnsi="Segoe UI" w:cs="Segoe UI"/>
+          <w:kern w:val="0"/>
+          <w:sz w:val="20"/>
+          <w:szCs w:val="20"/>
+          <w:lang w:eastAsia="en-IN"/>
+          <w14:ligatures w14:val="none"/>
+        </w:rPr>
+        <w:t>table_name (str): Name of the table.</w:t>
       </w:r>
     </w:p>
     <w:p>
@@ -1844,53 +1016,16 @@
           <w14:ligatures w14:val="none"/>
         </w:rPr>
       </w:pPr>
-      <w:proofErr w:type="spellStart"/>
-      <w:r>
-        <w:rPr>
-          <w:rFonts w:ascii="Segoe UI" w:eastAsia="Times New Roman" w:hAnsi="Segoe UI" w:cs="Segoe UI"/>
-          <w:kern w:val="0"/>
-          <w:sz w:val="20"/>
-          <w:szCs w:val="20"/>
-          <w:lang w:eastAsia="en-IN"/>
-          <w14:ligatures w14:val="none"/>
-        </w:rPr>
-        <w:t>load_type</w:t>
-      </w:r>
-      <w:proofErr w:type="spellEnd"/>
-      <w:r>
-        <w:rPr>
-          <w:rFonts w:ascii="Segoe UI" w:eastAsia="Times New Roman" w:hAnsi="Segoe UI" w:cs="Segoe UI"/>
-          <w:kern w:val="0"/>
-          <w:sz w:val="20"/>
-          <w:szCs w:val="20"/>
-          <w:lang w:eastAsia="en-IN"/>
-          <w14:ligatures w14:val="none"/>
-        </w:rPr>
-        <w:t xml:space="preserve"> (str): Way to load (append, overwrite, </w:t>
-      </w:r>
-      <w:proofErr w:type="spellStart"/>
-      <w:r>
-        <w:rPr>
-          <w:rFonts w:ascii="Segoe UI" w:eastAsia="Times New Roman" w:hAnsi="Segoe UI" w:cs="Segoe UI"/>
-          <w:kern w:val="0"/>
-          <w:sz w:val="20"/>
-          <w:szCs w:val="20"/>
-          <w:lang w:eastAsia="en-IN"/>
-          <w14:ligatures w14:val="none"/>
-        </w:rPr>
-        <w:t>upsert</w:t>
-      </w:r>
-      <w:proofErr w:type="spellEnd"/>
-      <w:r>
-        <w:rPr>
-          <w:rFonts w:ascii="Segoe UI" w:eastAsia="Times New Roman" w:hAnsi="Segoe UI" w:cs="Segoe UI"/>
-          <w:kern w:val="0"/>
-          <w:sz w:val="20"/>
-          <w:szCs w:val="20"/>
-          <w:lang w:eastAsia="en-IN"/>
-          <w14:ligatures w14:val="none"/>
-        </w:rPr>
-        <w:t>).</w:t>
+      <w:r>
+        <w:rPr>
+          <w:rFonts w:ascii="Segoe UI" w:eastAsia="Times New Roman" w:hAnsi="Segoe UI" w:cs="Segoe UI"/>
+          <w:kern w:val="0"/>
+          <w:sz w:val="20"/>
+          <w:szCs w:val="20"/>
+          <w:lang w:eastAsia="en-IN"/>
+          <w14:ligatures w14:val="none"/>
+        </w:rPr>
+        <w:t>load_type (str): Way to load (append, overwrite, upsert).</w:t>
       </w:r>
     </w:p>
     <w:p>
@@ -1910,53 +1045,16 @@
           <w14:ligatures w14:val="none"/>
         </w:rPr>
       </w:pPr>
-      <w:proofErr w:type="spellStart"/>
-      <w:r>
-        <w:rPr>
-          <w:rFonts w:ascii="Segoe UI" w:eastAsia="Times New Roman" w:hAnsi="Segoe UI" w:cs="Segoe UI"/>
-          <w:kern w:val="0"/>
-          <w:sz w:val="20"/>
-          <w:szCs w:val="20"/>
-          <w:lang w:eastAsia="en-IN"/>
-          <w14:ligatures w14:val="none"/>
-        </w:rPr>
-        <w:t>key_columns</w:t>
-      </w:r>
-      <w:proofErr w:type="spellEnd"/>
-      <w:r>
-        <w:rPr>
-          <w:rFonts w:ascii="Segoe UI" w:eastAsia="Times New Roman" w:hAnsi="Segoe UI" w:cs="Segoe UI"/>
-          <w:kern w:val="0"/>
-          <w:sz w:val="20"/>
-          <w:szCs w:val="20"/>
-          <w:lang w:eastAsia="en-IN"/>
-          <w14:ligatures w14:val="none"/>
-        </w:rPr>
-        <w:t xml:space="preserve"> (list, optional): Key columns for performing </w:t>
-      </w:r>
-      <w:proofErr w:type="spellStart"/>
-      <w:r>
-        <w:rPr>
-          <w:rFonts w:ascii="Segoe UI" w:eastAsia="Times New Roman" w:hAnsi="Segoe UI" w:cs="Segoe UI"/>
-          <w:kern w:val="0"/>
-          <w:sz w:val="20"/>
-          <w:szCs w:val="20"/>
-          <w:lang w:eastAsia="en-IN"/>
-          <w14:ligatures w14:val="none"/>
-        </w:rPr>
-        <w:t>upsert</w:t>
-      </w:r>
-      <w:proofErr w:type="spellEnd"/>
-      <w:r>
-        <w:rPr>
-          <w:rFonts w:ascii="Segoe UI" w:eastAsia="Times New Roman" w:hAnsi="Segoe UI" w:cs="Segoe UI"/>
-          <w:kern w:val="0"/>
-          <w:sz w:val="20"/>
-          <w:szCs w:val="20"/>
-          <w:lang w:eastAsia="en-IN"/>
-          <w14:ligatures w14:val="none"/>
-        </w:rPr>
-        <w:t xml:space="preserve"> operation. Defaults to [].</w:t>
+      <w:r>
+        <w:rPr>
+          <w:rFonts w:ascii="Segoe UI" w:eastAsia="Times New Roman" w:hAnsi="Segoe UI" w:cs="Segoe UI"/>
+          <w:kern w:val="0"/>
+          <w:sz w:val="20"/>
+          <w:szCs w:val="20"/>
+          <w:lang w:eastAsia="en-IN"/>
+          <w14:ligatures w14:val="none"/>
+        </w:rPr>
+        <w:t>key_columns (list, optional): Key columns for performing upsert operation. Defaults to [].</w:t>
       </w:r>
     </w:p>
     <w:p>
@@ -1976,29 +1074,16 @@
           <w14:ligatures w14:val="none"/>
         </w:rPr>
       </w:pPr>
-      <w:proofErr w:type="spellStart"/>
-      <w:r>
-        <w:rPr>
-          <w:rFonts w:ascii="Segoe UI" w:eastAsia="Times New Roman" w:hAnsi="Segoe UI" w:cs="Segoe UI"/>
-          <w:kern w:val="0"/>
-          <w:sz w:val="20"/>
-          <w:szCs w:val="20"/>
-          <w:lang w:eastAsia="en-IN"/>
-          <w14:ligatures w14:val="none"/>
-        </w:rPr>
-        <w:t>partition_columns</w:t>
-      </w:r>
-      <w:proofErr w:type="spellEnd"/>
-      <w:r>
-        <w:rPr>
-          <w:rFonts w:ascii="Segoe UI" w:eastAsia="Times New Roman" w:hAnsi="Segoe UI" w:cs="Segoe UI"/>
-          <w:kern w:val="0"/>
-          <w:sz w:val="20"/>
-          <w:szCs w:val="20"/>
-          <w:lang w:eastAsia="en-IN"/>
-          <w14:ligatures w14:val="none"/>
-        </w:rPr>
-        <w:t> (list, optional): Partition columns for physical partitioning of the table. Defaults to [].</w:t>
+      <w:r>
+        <w:rPr>
+          <w:rFonts w:ascii="Segoe UI" w:eastAsia="Times New Roman" w:hAnsi="Segoe UI" w:cs="Segoe UI"/>
+          <w:kern w:val="0"/>
+          <w:sz w:val="20"/>
+          <w:szCs w:val="20"/>
+          <w:lang w:eastAsia="en-IN"/>
+          <w14:ligatures w14:val="none"/>
+        </w:rPr>
+        <w:t>partition_columns (list, optional): Partition columns for physical partitioning of the table. Defaults to [].</w:t>
       </w:r>
     </w:p>
     <w:p>
@@ -2018,29 +1103,16 @@
           <w14:ligatures w14:val="none"/>
         </w:rPr>
       </w:pPr>
-      <w:proofErr w:type="spellStart"/>
-      <w:r>
-        <w:rPr>
-          <w:rFonts w:ascii="Segoe UI" w:eastAsia="Times New Roman" w:hAnsi="Segoe UI" w:cs="Segoe UI"/>
-          <w:kern w:val="0"/>
-          <w:sz w:val="20"/>
-          <w:szCs w:val="20"/>
-          <w:lang w:eastAsia="en-IN"/>
-          <w14:ligatures w14:val="none"/>
-        </w:rPr>
-        <w:t>schema_evolution_mode</w:t>
-      </w:r>
-      <w:proofErr w:type="spellEnd"/>
-      <w:r>
-        <w:rPr>
-          <w:rFonts w:ascii="Segoe UI" w:eastAsia="Times New Roman" w:hAnsi="Segoe UI" w:cs="Segoe UI"/>
-          <w:kern w:val="0"/>
-          <w:sz w:val="20"/>
-          <w:szCs w:val="20"/>
-          <w:lang w:eastAsia="en-IN"/>
-          <w14:ligatures w14:val="none"/>
-        </w:rPr>
-        <w:t> (str, optional): Way to handle schema changes. Defaults to None.</w:t>
+      <w:r>
+        <w:rPr>
+          <w:rFonts w:ascii="Segoe UI" w:eastAsia="Times New Roman" w:hAnsi="Segoe UI" w:cs="Segoe UI"/>
+          <w:kern w:val="0"/>
+          <w:sz w:val="20"/>
+          <w:szCs w:val="20"/>
+          <w:lang w:eastAsia="en-IN"/>
+          <w14:ligatures w14:val="none"/>
+        </w:rPr>
+        <w:t>schema_evolution_mode (str, optional): Way to handle schema changes. Defaults to None.</w:t>
       </w:r>
     </w:p>
     <w:p>
@@ -2135,7 +1207,6 @@
           <w14:ligatures w14:val="none"/>
         </w:rPr>
       </w:pPr>
-      <w:proofErr w:type="spellStart"/>
       <w:r>
         <w:rPr>
           <w:rFonts w:ascii="Segoe UI" w:eastAsia="Times New Roman" w:hAnsi="Segoe UI" w:cs="Segoe UI"/>
@@ -2147,49 +1218,7 @@
           <w:lang w:eastAsia="en-IN"/>
           <w14:ligatures w14:val="none"/>
         </w:rPr>
-        <w:t>clean_column_names</w:t>
-      </w:r>
-      <w:proofErr w:type="spellEnd"/>
-      <w:r>
-        <w:rPr>
-          <w:rFonts w:ascii="Segoe UI" w:eastAsia="Times New Roman" w:hAnsi="Segoe UI" w:cs="Segoe UI"/>
-          <w:b/>
-          <w:bCs/>
-          <w:kern w:val="0"/>
-          <w:sz w:val="20"/>
-          <w:szCs w:val="20"/>
-          <w:lang w:eastAsia="en-IN"/>
-          <w14:ligatures w14:val="none"/>
-        </w:rPr>
-        <w:t>(</w:t>
-      </w:r>
-      <w:proofErr w:type="spellStart"/>
-      <w:r>
-        <w:rPr>
-          <w:rFonts w:ascii="Segoe UI" w:eastAsia="Times New Roman" w:hAnsi="Segoe UI" w:cs="Segoe UI"/>
-          <w:b/>
-          <w:bCs/>
-          <w:kern w:val="0"/>
-          <w:sz w:val="20"/>
-          <w:szCs w:val="20"/>
-          <w:lang w:eastAsia="en-IN"/>
-          <w14:ligatures w14:val="none"/>
-        </w:rPr>
-        <w:t>df</w:t>
-      </w:r>
-      <w:proofErr w:type="spellEnd"/>
-      <w:r>
-        <w:rPr>
-          <w:rFonts w:ascii="Segoe UI" w:eastAsia="Times New Roman" w:hAnsi="Segoe UI" w:cs="Segoe UI"/>
-          <w:b/>
-          <w:bCs/>
-          <w:kern w:val="0"/>
-          <w:sz w:val="20"/>
-          <w:szCs w:val="20"/>
-          <w:lang w:eastAsia="en-IN"/>
-          <w14:ligatures w14:val="none"/>
-        </w:rPr>
-        <w:t>)</w:t>
+        <w:t>clean_column_names(df)</w:t>
       </w:r>
     </w:p>
     <w:p>
@@ -2273,24 +1302,13 @@
           <w:rStyle w:val="Strong"/>
         </w:rPr>
       </w:pPr>
-      <w:proofErr w:type="spellStart"/>
-      <w:proofErr w:type="gramStart"/>
       <w:r>
         <w:rPr>
           <w:rStyle w:val="Strong"/>
           <w:lang w:eastAsia="en-IN"/>
         </w:rPr>
-        <w:t>utils.transform</w:t>
-      </w:r>
-      <w:proofErr w:type="gramEnd"/>
-      <w:r>
-        <w:rPr>
-          <w:rStyle w:val="Strong"/>
-          <w:lang w:eastAsia="en-IN"/>
-        </w:rPr>
-        <w:t>_utils</w:t>
-      </w:r>
-      <w:proofErr w:type="spellEnd"/>
+        <w:t>utils.transform_utils</w:t>
+      </w:r>
     </w:p>
     <w:p>
       <w:pPr>
@@ -2328,55 +1346,7 @@
           <w:lang w:eastAsia="en-IN"/>
           <w14:ligatures w14:val="none"/>
         </w:rPr>
-        <w:t xml:space="preserve">This module provides utility functions for data processing and transformation using </w:t>
-      </w:r>
-      <w:proofErr w:type="spellStart"/>
-      <w:r>
-        <w:rPr>
-          <w:rFonts w:ascii="Segoe UI" w:eastAsia="Times New Roman" w:hAnsi="Segoe UI" w:cs="Segoe UI"/>
-          <w:kern w:val="0"/>
-          <w:sz w:val="20"/>
-          <w:szCs w:val="20"/>
-          <w:lang w:eastAsia="en-IN"/>
-          <w14:ligatures w14:val="none"/>
-        </w:rPr>
-        <w:t>PySpark</w:t>
-      </w:r>
-      <w:proofErr w:type="spellEnd"/>
-      <w:r>
-        <w:rPr>
-          <w:rFonts w:ascii="Segoe UI" w:eastAsia="Times New Roman" w:hAnsi="Segoe UI" w:cs="Segoe UI"/>
-          <w:kern w:val="0"/>
-          <w:sz w:val="20"/>
-          <w:szCs w:val="20"/>
-          <w:lang w:eastAsia="en-IN"/>
-          <w14:ligatures w14:val="none"/>
-        </w:rPr>
-        <w:t xml:space="preserve"> on Databricks. The functions include aggregating orders, enriching orders, products, and customers </w:t>
-      </w:r>
-      <w:proofErr w:type="spellStart"/>
-      <w:r>
-        <w:rPr>
-          <w:rFonts w:ascii="Segoe UI" w:eastAsia="Times New Roman" w:hAnsi="Segoe UI" w:cs="Segoe UI"/>
-          <w:kern w:val="0"/>
-          <w:sz w:val="20"/>
-          <w:szCs w:val="20"/>
-          <w:lang w:eastAsia="en-IN"/>
-          <w14:ligatures w14:val="none"/>
-        </w:rPr>
-        <w:t>DataFrames</w:t>
-      </w:r>
-      <w:proofErr w:type="spellEnd"/>
-      <w:r>
-        <w:rPr>
-          <w:rFonts w:ascii="Segoe UI" w:eastAsia="Times New Roman" w:hAnsi="Segoe UI" w:cs="Segoe UI"/>
-          <w:kern w:val="0"/>
-          <w:sz w:val="20"/>
-          <w:szCs w:val="20"/>
-          <w:lang w:eastAsia="en-IN"/>
-          <w14:ligatures w14:val="none"/>
-        </w:rPr>
-        <w:t xml:space="preserve">. </w:t>
+        <w:t xml:space="preserve">This module provides utility functions for data processing and transformation using PySpark on Databricks. The functions include aggregating orders, enriching orders, products, and customers DataFrames. </w:t>
       </w:r>
     </w:p>
     <w:p>
@@ -2410,7 +1380,6 @@
           <w14:ligatures w14:val="none"/>
         </w:rPr>
       </w:pPr>
-      <w:proofErr w:type="spellStart"/>
       <w:r>
         <w:rPr>
           <w:rFonts w:ascii="Segoe UI" w:eastAsia="Times New Roman" w:hAnsi="Segoe UI" w:cs="Segoe UI"/>
@@ -2422,49 +1391,7 @@
           <w:lang w:eastAsia="en-IN"/>
           <w14:ligatures w14:val="none"/>
         </w:rPr>
-        <w:t>aggregate_</w:t>
-      </w:r>
-      <w:proofErr w:type="gramStart"/>
-      <w:r>
-        <w:rPr>
-          <w:rFonts w:ascii="Segoe UI" w:eastAsia="Times New Roman" w:hAnsi="Segoe UI" w:cs="Segoe UI"/>
-          <w:b/>
-          <w:bCs/>
-          <w:kern w:val="0"/>
-          <w:sz w:val="20"/>
-          <w:szCs w:val="20"/>
-          <w:lang w:eastAsia="en-IN"/>
-          <w14:ligatures w14:val="none"/>
-        </w:rPr>
-        <w:t>orders</w:t>
-      </w:r>
-      <w:proofErr w:type="spellEnd"/>
-      <w:r>
-        <w:rPr>
-          <w:rFonts w:ascii="Segoe UI" w:eastAsia="Times New Roman" w:hAnsi="Segoe UI" w:cs="Segoe UI"/>
-          <w:b/>
-          <w:bCs/>
-          <w:kern w:val="0"/>
-          <w:sz w:val="20"/>
-          <w:szCs w:val="20"/>
-          <w:lang w:eastAsia="en-IN"/>
-          <w14:ligatures w14:val="none"/>
-        </w:rPr>
-        <w:t>(</w:t>
-      </w:r>
-      <w:proofErr w:type="gramEnd"/>
-      <w:r>
-        <w:rPr>
-          <w:rFonts w:ascii="Segoe UI" w:eastAsia="Times New Roman" w:hAnsi="Segoe UI" w:cs="Segoe UI"/>
-          <w:b/>
-          <w:bCs/>
-          <w:kern w:val="0"/>
-          <w:sz w:val="20"/>
-          <w:szCs w:val="20"/>
-          <w:lang w:eastAsia="en-IN"/>
-          <w14:ligatures w14:val="none"/>
-        </w:rPr>
-        <w:t>orders: DataFrame) -&gt; DataFrame</w:t>
+        <w:t>aggregate_orders(orders: DataFrame) -&gt; DataFrame</w:t>
       </w:r>
     </w:p>
     <w:p>
@@ -2508,31 +1435,7 @@
           <w:lang w:eastAsia="en-IN"/>
           <w14:ligatures w14:val="none"/>
         </w:rPr>
-        <w:t>Adds a "year" column derived from the "</w:t>
-      </w:r>
-      <w:proofErr w:type="spellStart"/>
-      <w:r>
-        <w:rPr>
-          <w:rFonts w:ascii="Segoe UI" w:eastAsia="Times New Roman" w:hAnsi="Segoe UI" w:cs="Segoe UI"/>
-          <w:kern w:val="0"/>
-          <w:sz w:val="20"/>
-          <w:szCs w:val="20"/>
-          <w:lang w:eastAsia="en-IN"/>
-          <w14:ligatures w14:val="none"/>
-        </w:rPr>
-        <w:t>order_date</w:t>
-      </w:r>
-      <w:proofErr w:type="spellEnd"/>
-      <w:r>
-        <w:rPr>
-          <w:rFonts w:ascii="Segoe UI" w:eastAsia="Times New Roman" w:hAnsi="Segoe UI" w:cs="Segoe UI"/>
-          <w:kern w:val="0"/>
-          <w:sz w:val="20"/>
-          <w:szCs w:val="20"/>
-          <w:lang w:eastAsia="en-IN"/>
-          <w14:ligatures w14:val="none"/>
-        </w:rPr>
-        <w:t>" column.</w:t>
+        <w:t>Adds a "year" column derived from the "order_date" column.</w:t>
       </w:r>
     </w:p>
     <w:p>
@@ -2561,55 +1464,7 @@
           <w:lang w:eastAsia="en-IN"/>
           <w14:ligatures w14:val="none"/>
         </w:rPr>
-        <w:t>Groups by "year", "category", "</w:t>
-      </w:r>
-      <w:proofErr w:type="spellStart"/>
-      <w:r>
-        <w:rPr>
-          <w:rFonts w:ascii="Segoe UI" w:eastAsia="Times New Roman" w:hAnsi="Segoe UI" w:cs="Segoe UI"/>
-          <w:kern w:val="0"/>
-          <w:sz w:val="20"/>
-          <w:szCs w:val="20"/>
-          <w:lang w:eastAsia="en-IN"/>
-          <w14:ligatures w14:val="none"/>
-        </w:rPr>
-        <w:t>sub_category</w:t>
-      </w:r>
-      <w:proofErr w:type="spellEnd"/>
-      <w:r>
-        <w:rPr>
-          <w:rFonts w:ascii="Segoe UI" w:eastAsia="Times New Roman" w:hAnsi="Segoe UI" w:cs="Segoe UI"/>
-          <w:kern w:val="0"/>
-          <w:sz w:val="20"/>
-          <w:szCs w:val="20"/>
-          <w:lang w:eastAsia="en-IN"/>
-          <w14:ligatures w14:val="none"/>
-        </w:rPr>
-        <w:t>", and "</w:t>
-      </w:r>
-      <w:proofErr w:type="spellStart"/>
-      <w:r>
-        <w:rPr>
-          <w:rFonts w:ascii="Segoe UI" w:eastAsia="Times New Roman" w:hAnsi="Segoe UI" w:cs="Segoe UI"/>
-          <w:kern w:val="0"/>
-          <w:sz w:val="20"/>
-          <w:szCs w:val="20"/>
-          <w:lang w:eastAsia="en-IN"/>
-          <w14:ligatures w14:val="none"/>
-        </w:rPr>
-        <w:t>customer_id</w:t>
-      </w:r>
-      <w:proofErr w:type="spellEnd"/>
-      <w:r>
-        <w:rPr>
-          <w:rFonts w:ascii="Segoe UI" w:eastAsia="Times New Roman" w:hAnsi="Segoe UI" w:cs="Segoe UI"/>
-          <w:kern w:val="0"/>
-          <w:sz w:val="20"/>
-          <w:szCs w:val="20"/>
-          <w:lang w:eastAsia="en-IN"/>
-          <w14:ligatures w14:val="none"/>
-        </w:rPr>
-        <w:t>".</w:t>
+        <w:t>Groups by "year", "category", "sub_category", and "customer_id".</w:t>
       </w:r>
     </w:p>
     <w:p>
@@ -2673,7 +1528,6 @@
           <w14:ligatures w14:val="none"/>
         </w:rPr>
       </w:pPr>
-      <w:proofErr w:type="spellStart"/>
       <w:r>
         <w:rPr>
           <w:rFonts w:ascii="Segoe UI" w:eastAsia="Times New Roman" w:hAnsi="Segoe UI" w:cs="Segoe UI"/>
@@ -2685,49 +1539,7 @@
           <w:lang w:eastAsia="en-IN"/>
           <w14:ligatures w14:val="none"/>
         </w:rPr>
-        <w:t>enrich_</w:t>
-      </w:r>
-      <w:proofErr w:type="gramStart"/>
-      <w:r>
-        <w:rPr>
-          <w:rFonts w:ascii="Segoe UI" w:eastAsia="Times New Roman" w:hAnsi="Segoe UI" w:cs="Segoe UI"/>
-          <w:b/>
-          <w:bCs/>
-          <w:kern w:val="0"/>
-          <w:sz w:val="20"/>
-          <w:szCs w:val="20"/>
-          <w:lang w:eastAsia="en-IN"/>
-          <w14:ligatures w14:val="none"/>
-        </w:rPr>
-        <w:t>orders</w:t>
-      </w:r>
-      <w:proofErr w:type="spellEnd"/>
-      <w:r>
-        <w:rPr>
-          <w:rFonts w:ascii="Segoe UI" w:eastAsia="Times New Roman" w:hAnsi="Segoe UI" w:cs="Segoe UI"/>
-          <w:b/>
-          <w:bCs/>
-          <w:kern w:val="0"/>
-          <w:sz w:val="20"/>
-          <w:szCs w:val="20"/>
-          <w:lang w:eastAsia="en-IN"/>
-          <w14:ligatures w14:val="none"/>
-        </w:rPr>
-        <w:t>(</w:t>
-      </w:r>
-      <w:proofErr w:type="gramEnd"/>
-      <w:r>
-        <w:rPr>
-          <w:rFonts w:ascii="Segoe UI" w:eastAsia="Times New Roman" w:hAnsi="Segoe UI" w:cs="Segoe UI"/>
-          <w:b/>
-          <w:bCs/>
-          <w:kern w:val="0"/>
-          <w:sz w:val="20"/>
-          <w:szCs w:val="20"/>
-          <w:lang w:eastAsia="en-IN"/>
-          <w14:ligatures w14:val="none"/>
-        </w:rPr>
-        <w:t>orders: DataFrame, products: DataFrame, customers: DataFrame) -&gt; DataFrame</w:t>
+        <w:t>enrich_orders(orders: DataFrame, products: DataFrame, customers: DataFrame) -&gt; DataFrame</w:t>
       </w:r>
     </w:p>
     <w:p>
@@ -2771,31 +1583,7 @@
           <w:lang w:eastAsia="en-IN"/>
           <w14:ligatures w14:val="none"/>
         </w:rPr>
-        <w:t>Joins with customers to add "</w:t>
-      </w:r>
-      <w:proofErr w:type="spellStart"/>
-      <w:r>
-        <w:rPr>
-          <w:rFonts w:ascii="Segoe UI" w:eastAsia="Times New Roman" w:hAnsi="Segoe UI" w:cs="Segoe UI"/>
-          <w:kern w:val="0"/>
-          <w:sz w:val="20"/>
-          <w:szCs w:val="20"/>
-          <w:lang w:eastAsia="en-IN"/>
-          <w14:ligatures w14:val="none"/>
-        </w:rPr>
-        <w:t>customer_name</w:t>
-      </w:r>
-      <w:proofErr w:type="spellEnd"/>
-      <w:r>
-        <w:rPr>
-          <w:rFonts w:ascii="Segoe UI" w:eastAsia="Times New Roman" w:hAnsi="Segoe UI" w:cs="Segoe UI"/>
-          <w:kern w:val="0"/>
-          <w:sz w:val="20"/>
-          <w:szCs w:val="20"/>
-          <w:lang w:eastAsia="en-IN"/>
-          <w14:ligatures w14:val="none"/>
-        </w:rPr>
-        <w:t>" and "country".</w:t>
+        <w:t>Joins with customers to add "customer_name" and "country".</w:t>
       </w:r>
     </w:p>
     <w:p>
@@ -2824,31 +1612,7 @@
           <w:lang w:eastAsia="en-IN"/>
           <w14:ligatures w14:val="none"/>
         </w:rPr>
-        <w:t>Joins with products to add "category" and "</w:t>
-      </w:r>
-      <w:proofErr w:type="spellStart"/>
-      <w:r>
-        <w:rPr>
-          <w:rFonts w:ascii="Segoe UI" w:eastAsia="Times New Roman" w:hAnsi="Segoe UI" w:cs="Segoe UI"/>
-          <w:kern w:val="0"/>
-          <w:sz w:val="20"/>
-          <w:szCs w:val="20"/>
-          <w:lang w:eastAsia="en-IN"/>
-          <w14:ligatures w14:val="none"/>
-        </w:rPr>
-        <w:t>sub_category</w:t>
-      </w:r>
-      <w:proofErr w:type="spellEnd"/>
-      <w:r>
-        <w:rPr>
-          <w:rFonts w:ascii="Segoe UI" w:eastAsia="Times New Roman" w:hAnsi="Segoe UI" w:cs="Segoe UI"/>
-          <w:kern w:val="0"/>
-          <w:sz w:val="20"/>
-          <w:szCs w:val="20"/>
-          <w:lang w:eastAsia="en-IN"/>
-          <w14:ligatures w14:val="none"/>
-        </w:rPr>
-        <w:t>".</w:t>
+        <w:t>Joins with products to add "category" and "sub_category".</w:t>
       </w:r>
     </w:p>
     <w:p>
@@ -2906,31 +1670,7 @@
           <w:lang w:eastAsia="en-IN"/>
           <w14:ligatures w14:val="none"/>
         </w:rPr>
-        <w:t xml:space="preserve">Broadcasts products and customers </w:t>
-      </w:r>
-      <w:proofErr w:type="spellStart"/>
-      <w:r>
-        <w:rPr>
-          <w:rFonts w:ascii="Segoe UI" w:eastAsia="Times New Roman" w:hAnsi="Segoe UI" w:cs="Segoe UI"/>
-          <w:kern w:val="0"/>
-          <w:sz w:val="20"/>
-          <w:szCs w:val="20"/>
-          <w:lang w:eastAsia="en-IN"/>
-          <w14:ligatures w14:val="none"/>
-        </w:rPr>
-        <w:t>DataFrames</w:t>
-      </w:r>
-      <w:proofErr w:type="spellEnd"/>
-      <w:r>
-        <w:rPr>
-          <w:rFonts w:ascii="Segoe UI" w:eastAsia="Times New Roman" w:hAnsi="Segoe UI" w:cs="Segoe UI"/>
-          <w:kern w:val="0"/>
-          <w:sz w:val="20"/>
-          <w:szCs w:val="20"/>
-          <w:lang w:eastAsia="en-IN"/>
-          <w14:ligatures w14:val="none"/>
-        </w:rPr>
-        <w:t xml:space="preserve"> for optimized joins.</w:t>
+        <w:t>Broadcasts products and customers DataFrames for optimized joins.</w:t>
       </w:r>
     </w:p>
     <w:p>
@@ -2965,7 +1705,6 @@
           <w14:ligatures w14:val="none"/>
         </w:rPr>
       </w:pPr>
-      <w:proofErr w:type="spellStart"/>
       <w:r>
         <w:rPr>
           <w:rFonts w:ascii="Segoe UI" w:eastAsia="Times New Roman" w:hAnsi="Segoe UI" w:cs="Segoe UI"/>
@@ -2977,49 +1716,7 @@
           <w:lang w:eastAsia="en-IN"/>
           <w14:ligatures w14:val="none"/>
         </w:rPr>
-        <w:t>enrich_</w:t>
-      </w:r>
-      <w:proofErr w:type="gramStart"/>
-      <w:r>
-        <w:rPr>
-          <w:rFonts w:ascii="Segoe UI" w:eastAsia="Times New Roman" w:hAnsi="Segoe UI" w:cs="Segoe UI"/>
-          <w:b/>
-          <w:bCs/>
-          <w:kern w:val="0"/>
-          <w:sz w:val="20"/>
-          <w:szCs w:val="20"/>
-          <w:lang w:eastAsia="en-IN"/>
-          <w14:ligatures w14:val="none"/>
-        </w:rPr>
-        <w:t>products</w:t>
-      </w:r>
-      <w:proofErr w:type="spellEnd"/>
-      <w:r>
-        <w:rPr>
-          <w:rFonts w:ascii="Segoe UI" w:eastAsia="Times New Roman" w:hAnsi="Segoe UI" w:cs="Segoe UI"/>
-          <w:b/>
-          <w:bCs/>
-          <w:kern w:val="0"/>
-          <w:sz w:val="20"/>
-          <w:szCs w:val="20"/>
-          <w:lang w:eastAsia="en-IN"/>
-          <w14:ligatures w14:val="none"/>
-        </w:rPr>
-        <w:t>(</w:t>
-      </w:r>
-      <w:proofErr w:type="gramEnd"/>
-      <w:r>
-        <w:rPr>
-          <w:rFonts w:ascii="Segoe UI" w:eastAsia="Times New Roman" w:hAnsi="Segoe UI" w:cs="Segoe UI"/>
-          <w:b/>
-          <w:bCs/>
-          <w:kern w:val="0"/>
-          <w:sz w:val="20"/>
-          <w:szCs w:val="20"/>
-          <w:lang w:eastAsia="en-IN"/>
-          <w14:ligatures w14:val="none"/>
-        </w:rPr>
-        <w:t>products: DataFrame) -&gt; DataFrame</w:t>
+        <w:t>enrich_products(products: DataFrame) -&gt; DataFrame</w:t>
       </w:r>
     </w:p>
     <w:p>
@@ -3063,31 +1760,7 @@
           <w:lang w:eastAsia="en-IN"/>
           <w14:ligatures w14:val="none"/>
         </w:rPr>
-        <w:t>Removes duplicates based on the "</w:t>
-      </w:r>
-      <w:proofErr w:type="spellStart"/>
-      <w:r>
-        <w:rPr>
-          <w:rFonts w:ascii="Segoe UI" w:eastAsia="Times New Roman" w:hAnsi="Segoe UI" w:cs="Segoe UI"/>
-          <w:kern w:val="0"/>
-          <w:sz w:val="20"/>
-          <w:szCs w:val="20"/>
-          <w:lang w:eastAsia="en-IN"/>
-          <w14:ligatures w14:val="none"/>
-        </w:rPr>
-        <w:t>product_id</w:t>
-      </w:r>
-      <w:proofErr w:type="spellEnd"/>
-      <w:r>
-        <w:rPr>
-          <w:rFonts w:ascii="Segoe UI" w:eastAsia="Times New Roman" w:hAnsi="Segoe UI" w:cs="Segoe UI"/>
-          <w:kern w:val="0"/>
-          <w:sz w:val="20"/>
-          <w:szCs w:val="20"/>
-          <w:lang w:eastAsia="en-IN"/>
-          <w14:ligatures w14:val="none"/>
-        </w:rPr>
-        <w:t>" column.</w:t>
+        <w:t>Removes duplicates based on the "product_id" column.</w:t>
       </w:r>
     </w:p>
     <w:p>
@@ -3122,7 +1795,6 @@
           <w14:ligatures w14:val="none"/>
         </w:rPr>
       </w:pPr>
-      <w:proofErr w:type="spellStart"/>
       <w:r>
         <w:rPr>
           <w:rFonts w:ascii="Segoe UI" w:eastAsia="Times New Roman" w:hAnsi="Segoe UI" w:cs="Segoe UI"/>
@@ -3134,49 +1806,7 @@
           <w:lang w:eastAsia="en-IN"/>
           <w14:ligatures w14:val="none"/>
         </w:rPr>
-        <w:t>enrich_</w:t>
-      </w:r>
-      <w:proofErr w:type="gramStart"/>
-      <w:r>
-        <w:rPr>
-          <w:rFonts w:ascii="Segoe UI" w:eastAsia="Times New Roman" w:hAnsi="Segoe UI" w:cs="Segoe UI"/>
-          <w:b/>
-          <w:bCs/>
-          <w:kern w:val="0"/>
-          <w:sz w:val="20"/>
-          <w:szCs w:val="20"/>
-          <w:lang w:eastAsia="en-IN"/>
-          <w14:ligatures w14:val="none"/>
-        </w:rPr>
-        <w:t>customers</w:t>
-      </w:r>
-      <w:proofErr w:type="spellEnd"/>
-      <w:r>
-        <w:rPr>
-          <w:rFonts w:ascii="Segoe UI" w:eastAsia="Times New Roman" w:hAnsi="Segoe UI" w:cs="Segoe UI"/>
-          <w:b/>
-          <w:bCs/>
-          <w:kern w:val="0"/>
-          <w:sz w:val="20"/>
-          <w:szCs w:val="20"/>
-          <w:lang w:eastAsia="en-IN"/>
-          <w14:ligatures w14:val="none"/>
-        </w:rPr>
-        <w:t>(</w:t>
-      </w:r>
-      <w:proofErr w:type="gramEnd"/>
-      <w:r>
-        <w:rPr>
-          <w:rFonts w:ascii="Segoe UI" w:eastAsia="Times New Roman" w:hAnsi="Segoe UI" w:cs="Segoe UI"/>
-          <w:b/>
-          <w:bCs/>
-          <w:kern w:val="0"/>
-          <w:sz w:val="20"/>
-          <w:szCs w:val="20"/>
-          <w:lang w:eastAsia="en-IN"/>
-          <w14:ligatures w14:val="none"/>
-        </w:rPr>
-        <w:t>customers: DataFrame) -&gt; DataFrame</w:t>
+        <w:t>enrich_customers(customers: DataFrame) -&gt; DataFrame</w:t>
       </w:r>
     </w:p>
     <w:p>
@@ -3220,31 +1850,7 @@
           <w:lang w:eastAsia="en-IN"/>
           <w14:ligatures w14:val="none"/>
         </w:rPr>
-        <w:t>Removes duplicates based on the "</w:t>
-      </w:r>
-      <w:proofErr w:type="spellStart"/>
-      <w:r>
-        <w:rPr>
-          <w:rFonts w:ascii="Segoe UI" w:eastAsia="Times New Roman" w:hAnsi="Segoe UI" w:cs="Segoe UI"/>
-          <w:kern w:val="0"/>
-          <w:sz w:val="20"/>
-          <w:szCs w:val="20"/>
-          <w:lang w:eastAsia="en-IN"/>
-          <w14:ligatures w14:val="none"/>
-        </w:rPr>
-        <w:t>customer_id</w:t>
-      </w:r>
-      <w:proofErr w:type="spellEnd"/>
-      <w:r>
-        <w:rPr>
-          <w:rFonts w:ascii="Segoe UI" w:eastAsia="Times New Roman" w:hAnsi="Segoe UI" w:cs="Segoe UI"/>
-          <w:kern w:val="0"/>
-          <w:sz w:val="20"/>
-          <w:szCs w:val="20"/>
-          <w:lang w:eastAsia="en-IN"/>
-          <w14:ligatures w14:val="none"/>
-        </w:rPr>
-        <w:t>" column.</w:t>
+        <w:t>Removes duplicates based on the "customer_id" column.</w:t>
       </w:r>
     </w:p>
     <w:p>
@@ -3273,31 +1879,7 @@
           <w:lang w:eastAsia="en-IN"/>
           <w14:ligatures w14:val="none"/>
         </w:rPr>
-        <w:t>Cleans and trims the "</w:t>
-      </w:r>
-      <w:proofErr w:type="spellStart"/>
-      <w:r>
-        <w:rPr>
-          <w:rFonts w:ascii="Segoe UI" w:eastAsia="Times New Roman" w:hAnsi="Segoe UI" w:cs="Segoe UI"/>
-          <w:kern w:val="0"/>
-          <w:sz w:val="20"/>
-          <w:szCs w:val="20"/>
-          <w:lang w:eastAsia="en-IN"/>
-          <w14:ligatures w14:val="none"/>
-        </w:rPr>
-        <w:t>customer_name</w:t>
-      </w:r>
-      <w:proofErr w:type="spellEnd"/>
-      <w:r>
-        <w:rPr>
-          <w:rFonts w:ascii="Segoe UI" w:eastAsia="Times New Roman" w:hAnsi="Segoe UI" w:cs="Segoe UI"/>
-          <w:kern w:val="0"/>
-          <w:sz w:val="20"/>
-          <w:szCs w:val="20"/>
-          <w:lang w:eastAsia="en-IN"/>
-          <w14:ligatures w14:val="none"/>
-        </w:rPr>
-        <w:t>" column.</w:t>
+        <w:t>Cleans and trims the "customer_name" column.</w:t>
       </w:r>
     </w:p>
     <w:p>
@@ -3613,7 +2195,7 @@
           <w:lang w:eastAsia="en-IN"/>
           <w14:ligatures w14:val="none"/>
         </w:rPr>
-        <w:t>Customers</w:t>
+        <w:t>Products</w:t>
       </w:r>
       <w:r>
         <w:rPr>
@@ -3676,31 +2258,7 @@
           <w:lang w:eastAsia="en-IN"/>
           <w14:ligatures w14:val="none"/>
         </w:rPr>
-        <w:t xml:space="preserve">Broadcasts products and customers </w:t>
-      </w:r>
-      <w:proofErr w:type="spellStart"/>
-      <w:r>
-        <w:rPr>
-          <w:rFonts w:ascii="Segoe UI" w:eastAsia="Times New Roman" w:hAnsi="Segoe UI" w:cs="Segoe UI"/>
-          <w:kern w:val="0"/>
-          <w:sz w:val="20"/>
-          <w:szCs w:val="20"/>
-          <w:lang w:eastAsia="en-IN"/>
-          <w14:ligatures w14:val="none"/>
-        </w:rPr>
-        <w:t>DataFrames</w:t>
-      </w:r>
-      <w:proofErr w:type="spellEnd"/>
-      <w:r>
-        <w:rPr>
-          <w:rFonts w:ascii="Segoe UI" w:eastAsia="Times New Roman" w:hAnsi="Segoe UI" w:cs="Segoe UI"/>
-          <w:kern w:val="0"/>
-          <w:sz w:val="20"/>
-          <w:szCs w:val="20"/>
-          <w:lang w:eastAsia="en-IN"/>
-          <w14:ligatures w14:val="none"/>
-        </w:rPr>
-        <w:t xml:space="preserve"> for optimized joins.</w:t>
+        <w:t>Broadcasts products and customers DataFrames for optimized joins.</w:t>
       </w:r>
     </w:p>
     <w:p>
@@ -3738,68 +2296,7 @@
           <w:lang w:eastAsia="en-IN"/>
           <w14:ligatures w14:val="none"/>
         </w:rPr>
-        <w:t xml:space="preserve"> disable broadcast join set </w:t>
-      </w:r>
-      <w:proofErr w:type="spellStart"/>
-      <w:proofErr w:type="gramStart"/>
-      <w:r>
-        <w:rPr>
-          <w:rFonts w:ascii="Segoe UI" w:eastAsia="Times New Roman" w:hAnsi="Segoe UI" w:cs="Segoe UI"/>
-          <w:kern w:val="0"/>
-          <w:sz w:val="20"/>
-          <w:szCs w:val="20"/>
-          <w:lang w:eastAsia="en-IN"/>
-          <w14:ligatures w14:val="none"/>
-        </w:rPr>
-        <w:t>spark.conf.set</w:t>
-      </w:r>
-      <w:proofErr w:type="spellEnd"/>
-      <w:r>
-        <w:rPr>
-          <w:rFonts w:ascii="Segoe UI" w:eastAsia="Times New Roman" w:hAnsi="Segoe UI" w:cs="Segoe UI"/>
-          <w:kern w:val="0"/>
-          <w:sz w:val="20"/>
-          <w:szCs w:val="20"/>
-          <w:lang w:eastAsia="en-IN"/>
-          <w14:ligatures w14:val="none"/>
-        </w:rPr>
-        <w:t>(</w:t>
-      </w:r>
-      <w:proofErr w:type="gramEnd"/>
-      <w:r>
-        <w:rPr>
-          <w:rFonts w:ascii="Segoe UI" w:eastAsia="Times New Roman" w:hAnsi="Segoe UI" w:cs="Segoe UI"/>
-          <w:kern w:val="0"/>
-          <w:sz w:val="20"/>
-          <w:szCs w:val="20"/>
-          <w:lang w:eastAsia="en-IN"/>
-          <w14:ligatures w14:val="none"/>
-        </w:rPr>
-        <w:t>"</w:t>
-      </w:r>
-      <w:proofErr w:type="spellStart"/>
-      <w:r>
-        <w:rPr>
-          <w:rFonts w:ascii="Segoe UI" w:eastAsia="Times New Roman" w:hAnsi="Segoe UI" w:cs="Segoe UI"/>
-          <w:kern w:val="0"/>
-          <w:sz w:val="20"/>
-          <w:szCs w:val="20"/>
-          <w:lang w:eastAsia="en-IN"/>
-          <w14:ligatures w14:val="none"/>
-        </w:rPr>
-        <w:t>spark.sql.autoBroadcastJoinThreshold</w:t>
-      </w:r>
-      <w:proofErr w:type="spellEnd"/>
-      <w:r>
-        <w:rPr>
-          <w:rFonts w:ascii="Segoe UI" w:eastAsia="Times New Roman" w:hAnsi="Segoe UI" w:cs="Segoe UI"/>
-          <w:kern w:val="0"/>
-          <w:sz w:val="20"/>
-          <w:szCs w:val="20"/>
-          <w:lang w:eastAsia="en-IN"/>
-          <w14:ligatures w14:val="none"/>
-        </w:rPr>
-        <w:t>", -1)</w:t>
+        <w:t xml:space="preserve"> disable broadcast join set spark.conf.set("spark.sql.autoBroadcastJoinThreshold", -1)</w:t>
       </w:r>
     </w:p>
     <w:p>
@@ -3880,66 +2377,16 @@
           <w14:ligatures w14:val="none"/>
         </w:rPr>
       </w:pPr>
-      <w:proofErr w:type="spellStart"/>
-      <w:proofErr w:type="gramStart"/>
-      <w:r>
-        <w:rPr>
-          <w:rFonts w:ascii="Segoe UI" w:eastAsia="Times New Roman" w:hAnsi="Segoe UI" w:cs="Segoe UI"/>
-          <w:kern w:val="0"/>
-          <w:sz w:val="20"/>
-          <w:szCs w:val="20"/>
-          <w:lang w:eastAsia="en-IN"/>
-          <w14:ligatures w14:val="none"/>
-        </w:rPr>
-        <w:t>spark.conf.set</w:t>
-      </w:r>
-      <w:proofErr w:type="spellEnd"/>
-      <w:r>
-        <w:rPr>
-          <w:rFonts w:ascii="Segoe UI" w:eastAsia="Times New Roman" w:hAnsi="Segoe UI" w:cs="Segoe UI"/>
-          <w:kern w:val="0"/>
-          <w:sz w:val="20"/>
-          <w:szCs w:val="20"/>
-          <w:lang w:eastAsia="en-IN"/>
-          <w14:ligatures w14:val="none"/>
-        </w:rPr>
-        <w:t>(</w:t>
-      </w:r>
-      <w:proofErr w:type="gramEnd"/>
-      <w:r>
-        <w:rPr>
-          <w:rFonts w:ascii="Segoe UI" w:eastAsia="Times New Roman" w:hAnsi="Segoe UI" w:cs="Segoe UI"/>
-          <w:kern w:val="0"/>
-          <w:sz w:val="20"/>
-          <w:szCs w:val="20"/>
-          <w:lang w:eastAsia="en-IN"/>
-          <w14:ligatures w14:val="none"/>
-        </w:rPr>
-        <w:t>"</w:t>
-      </w:r>
-      <w:proofErr w:type="spellStart"/>
-      <w:r>
-        <w:rPr>
-          <w:rFonts w:ascii="Segoe UI" w:eastAsia="Times New Roman" w:hAnsi="Segoe UI" w:cs="Segoe UI"/>
-          <w:kern w:val="0"/>
-          <w:sz w:val="20"/>
-          <w:szCs w:val="20"/>
-          <w:lang w:eastAsia="en-IN"/>
-          <w14:ligatures w14:val="none"/>
-        </w:rPr>
-        <w:t>spark.databricks.delta.optimizeWrite.enabled</w:t>
-      </w:r>
-      <w:proofErr w:type="spellEnd"/>
-      <w:r>
-        <w:rPr>
-          <w:rFonts w:ascii="Segoe UI" w:eastAsia="Times New Roman" w:hAnsi="Segoe UI" w:cs="Segoe UI"/>
-          <w:kern w:val="0"/>
-          <w:sz w:val="20"/>
-          <w:szCs w:val="20"/>
-          <w:lang w:eastAsia="en-IN"/>
-          <w14:ligatures w14:val="none"/>
-        </w:rPr>
-        <w:t>", "true")</w:t>
+      <w:r>
+        <w:rPr>
+          <w:rFonts w:ascii="Segoe UI" w:eastAsia="Times New Roman" w:hAnsi="Segoe UI" w:cs="Segoe UI"/>
+          <w:kern w:val="0"/>
+          <w:sz w:val="20"/>
+          <w:szCs w:val="20"/>
+          <w:lang w:eastAsia="en-IN"/>
+          <w14:ligatures w14:val="none"/>
+        </w:rPr>
+        <w:t>spark.conf.set("spark.databricks.delta.optimizeWrite.enabled", "true")</w:t>
       </w:r>
     </w:p>
     <w:p>
@@ -3957,66 +2404,16 @@
           <w14:ligatures w14:val="none"/>
         </w:rPr>
       </w:pPr>
-      <w:proofErr w:type="spellStart"/>
-      <w:proofErr w:type="gramStart"/>
-      <w:r>
-        <w:rPr>
-          <w:rFonts w:ascii="Segoe UI" w:eastAsia="Times New Roman" w:hAnsi="Segoe UI" w:cs="Segoe UI"/>
-          <w:kern w:val="0"/>
-          <w:sz w:val="20"/>
-          <w:szCs w:val="20"/>
-          <w:lang w:eastAsia="en-IN"/>
-          <w14:ligatures w14:val="none"/>
-        </w:rPr>
-        <w:t>spark.conf.set</w:t>
-      </w:r>
-      <w:proofErr w:type="spellEnd"/>
-      <w:r>
-        <w:rPr>
-          <w:rFonts w:ascii="Segoe UI" w:eastAsia="Times New Roman" w:hAnsi="Segoe UI" w:cs="Segoe UI"/>
-          <w:kern w:val="0"/>
-          <w:sz w:val="20"/>
-          <w:szCs w:val="20"/>
-          <w:lang w:eastAsia="en-IN"/>
-          <w14:ligatures w14:val="none"/>
-        </w:rPr>
-        <w:t>(</w:t>
-      </w:r>
-      <w:proofErr w:type="gramEnd"/>
-      <w:r>
-        <w:rPr>
-          <w:rFonts w:ascii="Segoe UI" w:eastAsia="Times New Roman" w:hAnsi="Segoe UI" w:cs="Segoe UI"/>
-          <w:kern w:val="0"/>
-          <w:sz w:val="20"/>
-          <w:szCs w:val="20"/>
-          <w:lang w:eastAsia="en-IN"/>
-          <w14:ligatures w14:val="none"/>
-        </w:rPr>
-        <w:t>"</w:t>
-      </w:r>
-      <w:proofErr w:type="spellStart"/>
-      <w:r>
-        <w:rPr>
-          <w:rFonts w:ascii="Segoe UI" w:eastAsia="Times New Roman" w:hAnsi="Segoe UI" w:cs="Segoe UI"/>
-          <w:kern w:val="0"/>
-          <w:sz w:val="20"/>
-          <w:szCs w:val="20"/>
-          <w:lang w:eastAsia="en-IN"/>
-          <w14:ligatures w14:val="none"/>
-        </w:rPr>
-        <w:t>spark.databricks.delta.autoCompact.enabled</w:t>
-      </w:r>
-      <w:proofErr w:type="spellEnd"/>
-      <w:r>
-        <w:rPr>
-          <w:rFonts w:ascii="Segoe UI" w:eastAsia="Times New Roman" w:hAnsi="Segoe UI" w:cs="Segoe UI"/>
-          <w:kern w:val="0"/>
-          <w:sz w:val="20"/>
-          <w:szCs w:val="20"/>
-          <w:lang w:eastAsia="en-IN"/>
-          <w14:ligatures w14:val="none"/>
-        </w:rPr>
-        <w:t>", "true")</w:t>
+      <w:r>
+        <w:rPr>
+          <w:rFonts w:ascii="Segoe UI" w:eastAsia="Times New Roman" w:hAnsi="Segoe UI" w:cs="Segoe UI"/>
+          <w:kern w:val="0"/>
+          <w:sz w:val="20"/>
+          <w:szCs w:val="20"/>
+          <w:lang w:eastAsia="en-IN"/>
+          <w14:ligatures w14:val="none"/>
+        </w:rPr>
+        <w:t>spark.conf.set("spark.databricks.delta.autoCompact.enabled", "true")</w:t>
       </w:r>
     </w:p>
     <w:p>
@@ -4046,55 +2443,7 @@
           <w:lang w:eastAsia="en-IN"/>
           <w14:ligatures w14:val="none"/>
         </w:rPr>
-        <w:t>Added _</w:t>
-      </w:r>
-      <w:proofErr w:type="spellStart"/>
-      <w:r>
-        <w:rPr>
-          <w:rFonts w:ascii="Segoe UI" w:eastAsia="Times New Roman" w:hAnsi="Segoe UI" w:cs="Segoe UI"/>
-          <w:kern w:val="0"/>
-          <w:sz w:val="20"/>
-          <w:szCs w:val="20"/>
-          <w:lang w:eastAsia="en-IN"/>
-          <w14:ligatures w14:val="none"/>
-        </w:rPr>
-        <w:t>update_gmt_ts</w:t>
-      </w:r>
-      <w:proofErr w:type="spellEnd"/>
-      <w:r>
-        <w:rPr>
-          <w:rFonts w:ascii="Segoe UI" w:eastAsia="Times New Roman" w:hAnsi="Segoe UI" w:cs="Segoe UI"/>
-          <w:kern w:val="0"/>
-          <w:sz w:val="20"/>
-          <w:szCs w:val="20"/>
-          <w:lang w:eastAsia="en-IN"/>
-          <w14:ligatures w14:val="none"/>
-        </w:rPr>
-        <w:t xml:space="preserve"> audit column to track date time of records insertions and updates while saving the </w:t>
-      </w:r>
-      <w:proofErr w:type="spellStart"/>
-      <w:r>
-        <w:rPr>
-          <w:rFonts w:ascii="Segoe UI" w:eastAsia="Times New Roman" w:hAnsi="Segoe UI" w:cs="Segoe UI"/>
-          <w:kern w:val="0"/>
-          <w:sz w:val="20"/>
-          <w:szCs w:val="20"/>
-          <w:lang w:eastAsia="en-IN"/>
-          <w14:ligatures w14:val="none"/>
-        </w:rPr>
-        <w:t>dataframe</w:t>
-      </w:r>
-      <w:proofErr w:type="spellEnd"/>
-      <w:r>
-        <w:rPr>
-          <w:rFonts w:ascii="Segoe UI" w:eastAsia="Times New Roman" w:hAnsi="Segoe UI" w:cs="Segoe UI"/>
-          <w:kern w:val="0"/>
-          <w:sz w:val="20"/>
-          <w:szCs w:val="20"/>
-          <w:lang w:eastAsia="en-IN"/>
-          <w14:ligatures w14:val="none"/>
-        </w:rPr>
-        <w:t xml:space="preserve"> as delta tables.</w:t>
+        <w:t>Added _update_gmt_ts audit column to track date time of records insertions and updates while saving the dataframe as delta tables.</w:t>
       </w:r>
     </w:p>
     <w:p>
@@ -4272,69 +2621,19 @@
           <w:lang w:eastAsia="en-IN"/>
           <w14:ligatures w14:val="none"/>
         </w:rPr>
-        <w:t> </w:t>
-      </w:r>
-      <w:proofErr w:type="spellStart"/>
-      <w:proofErr w:type="gramStart"/>
-      <w:r>
-        <w:rPr>
-          <w:rFonts w:ascii="Segoe UI" w:eastAsia="Times New Roman" w:hAnsi="Segoe UI" w:cs="Segoe UI"/>
-          <w:kern w:val="0"/>
-          <w:sz w:val="20"/>
-          <w:szCs w:val="20"/>
-          <w:lang w:eastAsia="en-IN"/>
-          <w14:ligatures w14:val="none"/>
-        </w:rPr>
-        <w:t>unittest</w:t>
-      </w:r>
-      <w:proofErr w:type="spellEnd"/>
-      <w:r>
-        <w:rPr>
-          <w:rFonts w:ascii="Segoe UI" w:eastAsia="Times New Roman" w:hAnsi="Segoe UI" w:cs="Segoe UI"/>
-          <w:kern w:val="0"/>
-          <w:sz w:val="20"/>
-          <w:szCs w:val="20"/>
-          <w:lang w:eastAsia="en-IN"/>
-          <w14:ligatures w14:val="none"/>
-        </w:rPr>
-        <w:t> </w:t>
-      </w:r>
-      <w:r>
-        <w:rPr>
-          <w:rFonts w:ascii="Segoe UI" w:eastAsia="Times New Roman" w:hAnsi="Segoe UI" w:cs="Segoe UI"/>
-          <w:kern w:val="0"/>
-          <w:sz w:val="20"/>
-          <w:szCs w:val="20"/>
-          <w:lang w:eastAsia="en-IN"/>
-          <w14:ligatures w14:val="none"/>
-        </w:rPr>
-        <w:t>,</w:t>
-      </w:r>
-      <w:proofErr w:type="gramEnd"/>
-      <w:r>
-        <w:rPr>
-          <w:rFonts w:ascii="Segoe UI" w:eastAsia="Times New Roman" w:hAnsi="Segoe UI" w:cs="Segoe UI"/>
-          <w:kern w:val="0"/>
-          <w:sz w:val="20"/>
-          <w:szCs w:val="20"/>
-          <w:lang w:eastAsia="en-IN"/>
-          <w14:ligatures w14:val="none"/>
-        </w:rPr>
-        <w:t xml:space="preserve"> </w:t>
-      </w:r>
-      <w:proofErr w:type="spellStart"/>
-      <w:r>
-        <w:rPr>
-          <w:rFonts w:ascii="Segoe UI" w:eastAsia="Times New Roman" w:hAnsi="Segoe UI" w:cs="Segoe UI"/>
-          <w:kern w:val="0"/>
-          <w:sz w:val="20"/>
-          <w:szCs w:val="20"/>
-          <w:lang w:eastAsia="en-IN"/>
-          <w14:ligatures w14:val="none"/>
-        </w:rPr>
-        <w:t>pytest</w:t>
-      </w:r>
-      <w:proofErr w:type="spellEnd"/>
+        <w:t> unittest </w:t>
+      </w:r>
+      <w:r>
+        <w:rPr>
+          <w:rFonts w:ascii="Segoe UI" w:eastAsia="Times New Roman" w:hAnsi="Segoe UI" w:cs="Segoe UI"/>
+          <w:kern w:val="0"/>
+          <w:sz w:val="20"/>
+          <w:szCs w:val="20"/>
+          <w:lang w:eastAsia="en-IN"/>
+          <w14:ligatures w14:val="none"/>
+        </w:rPr>
+        <w:t>, pytest</w:t>
+      </w:r>
       <w:r>
         <w:rPr>
           <w:rFonts w:ascii="Segoe UI" w:eastAsia="Times New Roman" w:hAnsi="Segoe UI" w:cs="Segoe UI"/>
@@ -4426,31 +2725,7 @@
           <w:lang w:eastAsia="en-IN"/>
           <w14:ligatures w14:val="none"/>
         </w:rPr>
-        <w:t xml:space="preserve">Delta tables during testing were created under </w:t>
-      </w:r>
-      <w:proofErr w:type="spellStart"/>
-      <w:r>
-        <w:rPr>
-          <w:rFonts w:ascii="Segoe UI" w:eastAsia="Times New Roman" w:hAnsi="Segoe UI" w:cs="Segoe UI"/>
-          <w:kern w:val="0"/>
-          <w:sz w:val="20"/>
-          <w:szCs w:val="20"/>
-          <w:lang w:eastAsia="en-IN"/>
-          <w14:ligatures w14:val="none"/>
-        </w:rPr>
-        <w:t>test_db</w:t>
-      </w:r>
-      <w:proofErr w:type="spellEnd"/>
-      <w:r>
-        <w:rPr>
-          <w:rFonts w:ascii="Segoe UI" w:eastAsia="Times New Roman" w:hAnsi="Segoe UI" w:cs="Segoe UI"/>
-          <w:kern w:val="0"/>
-          <w:sz w:val="20"/>
-          <w:szCs w:val="20"/>
-          <w:lang w:eastAsia="en-IN"/>
-          <w14:ligatures w14:val="none"/>
-        </w:rPr>
-        <w:t xml:space="preserve"> and later dropped post all the testing scenarios are completed.</w:t>
+        <w:t>Delta tables during testing were created under test_db and later dropped post all the testing scenarios are completed.</w:t>
       </w:r>
     </w:p>
     <w:p>
@@ -8484,6 +6759,7 @@
   <w:style w:type="character" w:default="1" w:styleId="DefaultParagraphFont">
     <w:name w:val="Default Paragraph Font"/>
     <w:uiPriority w:val="1"/>
+    <w:semiHidden/>
     <w:unhideWhenUsed/>
   </w:style>
   <w:style w:type="table" w:default="1" w:styleId="TableNormal">
